--- a/confuse.docx
+++ b/confuse.docx
@@ -342,8 +342,41 @@
         <w:lastRenderedPageBreak/>
         <w:t>Blend modes function</w:t>
       </w:r>
+    </w:p>
+    <w:p>
+      <w:pPr>
+        <w:rPr>
+          <w:lang w:val="en-US"/>
+        </w:rPr>
+      </w:pPr>
+    </w:p>
+    <w:p>
+      <w:pPr>
+        <w:rPr>
+          <w:lang w:val="en-US"/>
+        </w:rPr>
+      </w:pPr>
+      <w:r>
+        <w:rPr>
+          <w:lang w:val="en-US"/>
+        </w:rPr>
+        <w:t>rnn</w:t>
+      </w:r>
       <w:bookmarkStart w:id="0" w:name="_GoBack"/>
       <w:bookmarkEnd w:id="0"/>
+    </w:p>
+    <w:p>
+      <w:pPr>
+        <w:rPr>
+          <w:lang w:val="en-US"/>
+        </w:rPr>
+      </w:pPr>
+      <w:r>
+        <w:rPr>
+          <w:lang w:val="en-US"/>
+        </w:rPr>
+        <w:t>Continuous time rnn = diff equation</w:t>
+      </w:r>
     </w:p>
     <w:p>
       <w:pPr>

--- a/confuse.docx
+++ b/confuse.docx
@@ -362,21 +362,34 @@
         </w:rPr>
         <w:t>rnn</w:t>
       </w:r>
+    </w:p>
+    <w:p>
+      <w:pPr>
+        <w:rPr>
+          <w:lang w:val="en-US"/>
+        </w:rPr>
+      </w:pPr>
+      <w:r>
+        <w:rPr>
+          <w:lang w:val="en-US"/>
+        </w:rPr>
+        <w:t>Continuous time rnn = diff equation</w:t>
+      </w:r>
+    </w:p>
+    <w:p>
+      <w:pPr>
+        <w:rPr>
+          <w:lang w:val="en-US"/>
+        </w:rPr>
+      </w:pPr>
+      <w:r>
+        <w:rPr>
+          <w:lang w:val="en-US"/>
+        </w:rPr>
+        <w:t>Bidirectional rnn có input là nguyên sequence luôn, không phải sequence theo time, thích hợp cho translate</w:t>
+      </w:r>
       <w:bookmarkStart w:id="0" w:name="_GoBack"/>
       <w:bookmarkEnd w:id="0"/>
-    </w:p>
-    <w:p>
-      <w:pPr>
-        <w:rPr>
-          <w:lang w:val="en-US"/>
-        </w:rPr>
-      </w:pPr>
-      <w:r>
-        <w:rPr>
-          <w:lang w:val="en-US"/>
-        </w:rPr>
-        <w:t>Continuous time rnn = diff equation</w:t>
-      </w:r>
     </w:p>
     <w:p>
       <w:pPr>

--- a/confuse.docx
+++ b/confuse.docx
@@ -387,6 +387,52 @@
           <w:lang w:val="en-US"/>
         </w:rPr>
         <w:t>Bidirectional rnn có input là nguyên sequence luôn, không phải sequence theo time, thích hợp cho translate</w:t>
+      </w:r>
+    </w:p>
+    <w:p>
+      <w:pPr>
+        <w:rPr>
+          <w:lang w:val="en-US"/>
+        </w:rPr>
+      </w:pPr>
+    </w:p>
+    <w:p>
+      <w:pPr>
+        <w:rPr>
+          <w:lang w:val="en-US"/>
+        </w:rPr>
+      </w:pPr>
+      <w:r>
+        <w:rPr>
+          <w:lang w:val="en-US"/>
+        </w:rPr>
+        <w:t>Quantization pytorch thực chất là chuyển dữ liệu liên tục sang rời rạc, ví dụ 1.24125 sang 1.25, giảm dung lượng</w:t>
+      </w:r>
+      <w:r>
+        <w:rPr>
+          <w:lang w:val="en-US"/>
+        </w:rPr>
+        <w:t>, tăng tốc tính toán</w:t>
+      </w:r>
+    </w:p>
+    <w:p>
+      <w:pPr>
+        <w:rPr>
+          <w:lang w:val="en-US"/>
+        </w:rPr>
+      </w:pPr>
+    </w:p>
+    <w:p>
+      <w:pPr>
+        <w:rPr>
+          <w:lang w:val="en-US"/>
+        </w:rPr>
+      </w:pPr>
+      <w:r>
+        <w:rPr>
+          <w:lang w:val="en-US"/>
+        </w:rPr>
+        <w:t>Nested tensor y chang tensor, chỉ có điều là nó không toàn vẹn là hình hộp, mà có thể thiết 1 số ô</w:t>
       </w:r>
       <w:bookmarkStart w:id="0" w:name="_GoBack"/>
       <w:bookmarkEnd w:id="0"/>

--- a/confuse.docx
+++ b/confuse.docx
@@ -433,6 +433,26 @@
           <w:lang w:val="en-US"/>
         </w:rPr>
         <w:t>Nested tensor y chang tensor, chỉ có điều là nó không toàn vẹn là hình hộp, mà có thể thiết 1 số ô</w:t>
+      </w:r>
+    </w:p>
+    <w:p>
+      <w:pPr>
+        <w:rPr>
+          <w:lang w:val="en-US"/>
+        </w:rPr>
+      </w:pPr>
+    </w:p>
+    <w:p>
+      <w:pPr>
+        <w:rPr>
+          <w:lang w:val="en-US"/>
+        </w:rPr>
+      </w:pPr>
+      <w:r>
+        <w:rPr>
+          <w:lang w:val="en-US"/>
+        </w:rPr>
+        <w:t>Web scraping, giải quyết vấn đề dataset không tồn tại</w:t>
       </w:r>
       <w:bookmarkStart w:id="0" w:name="_GoBack"/>
       <w:bookmarkEnd w:id="0"/>

--- a/confuse.docx
+++ b/confuse.docx
@@ -454,8 +454,33 @@
         </w:rPr>
         <w:t>Web scraping, giải quyết vấn đề dataset không tồn tại</w:t>
       </w:r>
+    </w:p>
+    <w:p>
+      <w:pPr>
+        <w:rPr>
+          <w:lang w:val="en-US"/>
+        </w:rPr>
+      </w:pPr>
+      <w:r>
+        <w:rPr>
+          <w:lang w:val="en-US"/>
+        </w:rPr>
+        <w:t>Transfer learning</w:t>
+      </w:r>
+      <w:r>
+        <w:rPr>
+          <w:lang w:val="en-US"/>
+        </w:rPr>
+        <w:t xml:space="preserve"> = fine tuning</w:t>
+      </w:r>
       <w:bookmarkStart w:id="0" w:name="_GoBack"/>
       <w:bookmarkEnd w:id="0"/>
+      <w:r>
+        <w:rPr>
+          <w:lang w:val="en-US"/>
+        </w:rPr>
+        <w:t>, each layer has better position to map directly to output</w:t>
+      </w:r>
     </w:p>
     <w:p>
       <w:pPr>

--- a/confuse.docx
+++ b/confuse.docx
@@ -473,14 +473,33 @@
         </w:rPr>
         <w:t xml:space="preserve"> = fine tuning</w:t>
       </w:r>
+      <w:r>
+        <w:rPr>
+          <w:lang w:val="en-US"/>
+        </w:rPr>
+        <w:t>, each layer has better position to map directly to output</w:t>
+      </w:r>
+    </w:p>
+    <w:p>
+      <w:pPr>
+        <w:rPr>
+          <w:lang w:val="en-US"/>
+        </w:rPr>
+      </w:pPr>
+      <w:r>
+        <w:rPr>
+          <w:lang w:val="en-US"/>
+        </w:rPr>
+        <w:t>CNN bản chất là Fully connected với đa số weight = 0, nên ta vẫn có thể dùng transfer lerning, = cách ở layer cuối thay lớp cnn = lớp fully connected</w:t>
+      </w:r>
+      <w:r>
+        <w:rPr>
+          <w:lang w:val="en-US"/>
+        </w:rPr>
+        <w:t>, đồng thời down sampling nó lại, vừa giảm số tham số, vừa tăng tốc và regularize</w:t>
+      </w:r>
       <w:bookmarkStart w:id="0" w:name="_GoBack"/>
       <w:bookmarkEnd w:id="0"/>
-      <w:r>
-        <w:rPr>
-          <w:lang w:val="en-US"/>
-        </w:rPr>
-        <w:t>, each layer has better position to map directly to output</w:t>
-      </w:r>
     </w:p>
     <w:p>
       <w:pPr>

--- a/confuse.docx
+++ b/confuse.docx
@@ -12,32 +12,6 @@
         <w:rPr>
           <w:lang w:val="en-US"/>
         </w:rPr>
-        <w:t>Pinmode out input</w:t>
-      </w:r>
-    </w:p>
-    <w:p>
-      <w:pPr>
-        <w:rPr>
-          <w:lang w:val="en-US"/>
-        </w:rPr>
-      </w:pPr>
-      <w:r>
-        <w:rPr>
-          <w:lang w:val="en-US"/>
-        </w:rPr>
-        <w:t>Digital analog câu lệnh</w:t>
-      </w:r>
-    </w:p>
-    <w:p>
-      <w:pPr>
-        <w:rPr>
-          <w:lang w:val="en-US"/>
-        </w:rPr>
-      </w:pPr>
-      <w:r>
-        <w:rPr>
-          <w:lang w:val="en-US"/>
-        </w:rPr>
         <w:t>Cách nhịn cười</w:t>
       </w:r>
     </w:p>
@@ -339,27 +313,27 @@
         <w:rPr>
           <w:lang w:val="en-US"/>
         </w:rPr>
+        <w:t>Blend modes function</w:t>
+      </w:r>
+    </w:p>
+    <w:p>
+      <w:pPr>
+        <w:rPr>
+          <w:lang w:val="en-US"/>
+        </w:rPr>
+      </w:pPr>
+    </w:p>
+    <w:p>
+      <w:pPr>
+        <w:rPr>
+          <w:lang w:val="en-US"/>
+        </w:rPr>
+      </w:pPr>
+      <w:r>
+        <w:rPr>
+          <w:lang w:val="en-US"/>
+        </w:rPr>
         <w:lastRenderedPageBreak/>
-        <w:t>Blend modes function</w:t>
-      </w:r>
-    </w:p>
-    <w:p>
-      <w:pPr>
-        <w:rPr>
-          <w:lang w:val="en-US"/>
-        </w:rPr>
-      </w:pPr>
-    </w:p>
-    <w:p>
-      <w:pPr>
-        <w:rPr>
-          <w:lang w:val="en-US"/>
-        </w:rPr>
-      </w:pPr>
-      <w:r>
-        <w:rPr>
-          <w:lang w:val="en-US"/>
-        </w:rPr>
         <w:t>rnn</w:t>
       </w:r>
     </w:p>
@@ -490,16 +464,22 @@
         <w:rPr>
           <w:lang w:val="en-US"/>
         </w:rPr>
-        <w:t>CNN bản chất là Fully connected với đa số weight = 0, nên ta vẫn có thể dùng transfer lerning, = cách ở layer cuối thay lớp cnn = lớp fully connected</w:t>
-      </w:r>
-      <w:r>
-        <w:rPr>
-          <w:lang w:val="en-US"/>
-        </w:rPr>
-        <w:t>, đồng thời down sampling nó lại, vừa giảm số tham số, vừa tăng tốc và regularize</w:t>
+        <w:t>CNN bản chất là Fully connected với đa số weight = 0, nên ta vẫn có thể dùng transfer lerning, = cách ở layer cuối thay lớp cnn = lớp fully connecte</w:t>
       </w:r>
       <w:bookmarkStart w:id="0" w:name="_GoBack"/>
       <w:bookmarkEnd w:id="0"/>
+      <w:r>
+        <w:rPr>
+          <w:lang w:val="en-US"/>
+        </w:rPr>
+        <w:t>d</w:t>
+      </w:r>
+      <w:r>
+        <w:rPr>
+          <w:lang w:val="en-US"/>
+        </w:rPr>
+        <w:t>, đồng thời down sampling nó lại, vừa giảm số tham số, vừa tăng tốc và regularize</w:t>
+      </w:r>
     </w:p>
     <w:p>
       <w:pPr>

--- a/confuse.docx
+++ b/confuse.docx
@@ -12,354 +12,6 @@
         <w:rPr>
           <w:lang w:val="en-US"/>
         </w:rPr>
-        <w:t>Cách nhịn cười</w:t>
-      </w:r>
-    </w:p>
-    <w:p>
-      <w:pPr>
-        <w:rPr>
-          <w:lang w:val="en-US"/>
-        </w:rPr>
-      </w:pPr>
-      <w:r>
-        <w:rPr>
-          <w:lang w:val="en-US"/>
-        </w:rPr>
-        <w:t>Luyện gõ phím khi bị người khác nhòm</w:t>
-      </w:r>
-    </w:p>
-    <w:p>
-      <w:pPr>
-        <w:rPr>
-          <w:lang w:val="en-US"/>
-        </w:rPr>
-      </w:pPr>
-      <w:r>
-        <w:rPr>
-          <w:lang w:val="en-US"/>
-        </w:rPr>
-        <w:t xml:space="preserve">Score là standardlize cái dist của cái giá trị đang tính, thì li độ sau đó là score, statistic = score nhưng là cái dist của cái trung bình giá trị đang tính của sample </w:t>
-      </w:r>
-    </w:p>
-    <w:p>
-      <w:pPr>
-        <w:rPr>
-          <w:lang w:val="en-US"/>
-        </w:rPr>
-      </w:pPr>
-      <w:r>
-        <w:rPr>
-          <w:lang w:val="en-US"/>
-        </w:rPr>
-        <w:t>One tailed test là nếu nó rơi vào vùng bác bỏ ở 1 đuôi, two tailed 2 đuôi, one sample là so sánh 1 sample với mean đặt trước, 2 sample so sánh 2 sample với nhau</w:t>
-      </w:r>
-    </w:p>
-    <w:p>
-      <w:pPr>
-        <w:rPr>
-          <w:lang w:val="en-US"/>
-        </w:rPr>
-      </w:pPr>
-      <w:r>
-        <w:rPr>
-          <w:lang w:val="en-US"/>
-        </w:rPr>
-        <w:t>T statistics công thức cơ bản là cái standardlize, còn trong thực tế nhiều công thức khác cho nhiều kiểu test để so sánh trung bình</w:t>
-      </w:r>
-    </w:p>
-    <w:p>
-      <w:pPr>
-        <w:rPr>
-          <w:lang w:val="en-US"/>
-        </w:rPr>
-      </w:pPr>
-      <w:r>
-        <w:rPr>
-          <w:lang w:val="en-US"/>
-        </w:rPr>
-        <w:t>1 test sẽ thuộc 2 loại, 1 sample, 1 tail</w:t>
-      </w:r>
-    </w:p>
-    <w:p>
-      <w:pPr>
-        <w:rPr>
-          <w:lang w:val="en-US"/>
-        </w:rPr>
-      </w:pPr>
-      <w:r>
-        <w:rPr>
-          <w:lang w:val="en-US"/>
-        </w:rPr>
-        <w:t>Significant level mức ý nghĩa thống kê, alpha, dưới mức này bác bỏ h0</w:t>
-      </w:r>
-    </w:p>
-    <w:p>
-      <w:pPr>
-        <w:rPr>
-          <w:lang w:val="en-US"/>
-        </w:rPr>
-      </w:pPr>
-    </w:p>
-    <w:p>
-      <w:pPr>
-        <w:rPr>
-          <w:lang w:val="en-US"/>
-        </w:rPr>
-      </w:pPr>
-      <w:r>
-        <w:rPr>
-          <w:lang w:val="en-US"/>
-        </w:rPr>
-        <w:t>Đề bài cho population mean, đéo cho popu std,</w:t>
-      </w:r>
-      <w:r>
-        <w:rPr>
-          <w:lang w:val="en-US"/>
-        </w:rPr>
-        <w:t xml:space="preserve"> sau đó kích dục</w:t>
-      </w:r>
-      <w:r>
-        <w:rPr>
-          <w:lang w:val="en-US"/>
-        </w:rPr>
-        <w:t xml:space="preserve"> 1 sample</w:t>
-      </w:r>
-      <w:r>
-        <w:rPr>
-          <w:lang w:val="en-US"/>
-        </w:rPr>
-        <w:t>,</w:t>
-      </w:r>
-      <w:r>
-        <w:rPr>
-          <w:lang w:val="en-US"/>
-        </w:rPr>
-        <w:t xml:space="preserve"> cho sample mean, sample std thì </w:t>
-      </w:r>
-      <w:r>
-        <w:rPr>
-          <w:lang w:val="en-US"/>
-        </w:rPr>
-        <w:t xml:space="preserve">dùng t test one sample 2 tailed, độ tự do = sample size </w:t>
-      </w:r>
-      <w:r>
-        <w:rPr>
-          <w:lang w:val="en-US"/>
-        </w:rPr>
-        <w:t>–</w:t>
-      </w:r>
-      <w:r>
-        <w:rPr>
-          <w:lang w:val="en-US"/>
-        </w:rPr>
-        <w:t xml:space="preserve"> 1</w:t>
-      </w:r>
-    </w:p>
-    <w:p>
-      <w:pPr>
-        <w:rPr>
-          <w:lang w:val="en-US"/>
-        </w:rPr>
-      </w:pPr>
-      <w:r>
-        <w:rPr>
-          <w:lang w:val="en-US"/>
-        </w:rPr>
-        <w:t>Bất kể dist nào scale chiều ngang thì diện tích 2 điểm không đổi</w:t>
-      </w:r>
-    </w:p>
-    <w:p>
-      <w:pPr>
-        <w:rPr>
-          <w:lang w:val="en-US"/>
-        </w:rPr>
-      </w:pPr>
-      <w:r>
-        <w:rPr>
-          <w:lang w:val="en-US"/>
-        </w:rPr>
-        <w:t>Đề cho population mean, std, sau kích dục 1 sample, cho sample mean, sample size &gt;= 30, dùng z test 1 sample 2 tailed</w:t>
-      </w:r>
-    </w:p>
-    <w:p>
-      <w:pPr>
-        <w:rPr>
-          <w:lang w:val="en-US"/>
-        </w:rPr>
-      </w:pPr>
-      <w:r>
-        <w:rPr>
-          <w:lang w:val="en-US"/>
-        </w:rPr>
-        <w:t>Z test 1 sample 2 tailed</w:t>
-      </w:r>
-    </w:p>
-    <w:p>
-      <w:pPr>
-        <w:rPr>
-          <w:lang w:val="en-US"/>
-        </w:rPr>
-      </w:pPr>
-      <w:r>
-        <w:rPr>
-          <w:lang w:val="en-US"/>
-        </w:rPr>
-        <w:t>Cho population ban đầu với mean và std đã biết, bây giờ ta cho nó kích dục, sẽ được 1 pdf mới, ta muốn biết là mean pdf này có khác pdf ban đầu ko, giả sử nó đéo khác, thì khi ta lấy 1 sample ví dụ 30, nhiều lần liên tiếp, thì mean của trung bình sample sẽ có pdf với mean = pop mean ban đầu và std = std ban đầu / căn(n), như vậy, nếu mean thật sự mà ta đo được của sample mà só nằm ngoài 95% của pdf này, thì ta chắc chắn mean của kích dục khác mean ban đầu, loại bỏ h0</w:t>
-      </w:r>
-    </w:p>
-    <w:p>
-      <w:pPr>
-        <w:rPr>
-          <w:lang w:val="en-US"/>
-        </w:rPr>
-      </w:pPr>
-      <w:r>
-        <w:rPr>
-          <w:lang w:val="en-US"/>
-        </w:rPr>
-        <w:t>Tính test statistic ở đây là z statistic = (mean sample – mean pop đầu) / std của mean sample pop đầu (std / căn (n))</w:t>
-      </w:r>
-      <w:r>
-        <w:rPr>
-          <w:lang w:val="en-US"/>
-        </w:rPr>
-        <w:t>, đối chiếu bảng tìm 2.5 (vì 2 tail)</w:t>
-      </w:r>
-      <w:r>
-        <w:rPr>
-          <w:lang w:val="en-US"/>
-        </w:rPr>
-        <w:t>, sau đó tìm p value (</w:t>
-      </w:r>
-      <w:r>
-        <w:rPr>
-          <w:lang w:val="en-US"/>
-        </w:rPr>
-        <w:t>0.05</w:t>
-      </w:r>
-      <w:r>
-        <w:rPr>
-          <w:lang w:val="en-US"/>
-        </w:rPr>
-        <w:t>)</w:t>
-      </w:r>
-    </w:p>
-    <w:p>
-      <w:pPr>
-        <w:rPr>
-          <w:lang w:val="en-US"/>
-        </w:rPr>
-      </w:pPr>
-      <w:r>
-        <w:rPr>
-          <w:lang w:val="en-US"/>
-        </w:rPr>
-        <w:t>Đề cho population mean, đéo cho std, sau kích dục 1 sample, cho sample mean, std, sample size &lt; 30, dùng t test 1 sample 2 tailed</w:t>
-      </w:r>
-    </w:p>
-    <w:p>
-      <w:pPr>
-        <w:rPr>
-          <w:lang w:val="en-US"/>
-        </w:rPr>
-      </w:pPr>
-      <w:r>
-        <w:rPr>
-          <w:lang w:val="en-US"/>
-        </w:rPr>
-        <w:t>T test 1 sample 2 tailed</w:t>
-      </w:r>
-    </w:p>
-    <w:p>
-      <w:pPr>
-        <w:rPr>
-          <w:lang w:val="en-US"/>
-        </w:rPr>
-      </w:pPr>
-      <w:r>
-        <w:rPr>
-          <w:lang w:val="en-US"/>
-        </w:rPr>
-        <w:t>Hypothesis testing (đau đầu vãi lồn)</w:t>
-      </w:r>
-    </w:p>
-    <w:p>
-      <w:pPr>
-        <w:rPr>
-          <w:lang w:val="en-US"/>
-        </w:rPr>
-      </w:pPr>
-    </w:p>
-    <w:p>
-      <w:pPr>
-        <w:rPr>
-          <w:lang w:val="en-US"/>
-        </w:rPr>
-      </w:pPr>
-      <w:r>
-        <w:rPr>
-          <w:lang w:val="en-US"/>
-        </w:rPr>
-        <w:t>Giả thuyết thay thế ko nhất thiết phải ko bằng, mà có thể &gt;, &lt; , … ko bằng là 2 tailed, &gt; , &lt; là 1 tail</w:t>
-      </w:r>
-    </w:p>
-    <w:p>
-      <w:pPr>
-        <w:rPr>
-          <w:lang w:val="en-US"/>
-        </w:rPr>
-      </w:pPr>
-      <w:r>
-        <w:rPr>
-          <w:lang w:val="en-US"/>
-        </w:rPr>
-        <w:t>Blend modes function</w:t>
-      </w:r>
-    </w:p>
-    <w:p>
-      <w:pPr>
-        <w:rPr>
-          <w:lang w:val="en-US"/>
-        </w:rPr>
-      </w:pPr>
-    </w:p>
-    <w:p>
-      <w:pPr>
-        <w:rPr>
-          <w:lang w:val="en-US"/>
-        </w:rPr>
-      </w:pPr>
-      <w:r>
-        <w:rPr>
-          <w:lang w:val="en-US"/>
-        </w:rPr>
-        <w:lastRenderedPageBreak/>
-        <w:t>rnn</w:t>
-      </w:r>
-    </w:p>
-    <w:p>
-      <w:pPr>
-        <w:rPr>
-          <w:lang w:val="en-US"/>
-        </w:rPr>
-      </w:pPr>
-      <w:r>
-        <w:rPr>
-          <w:lang w:val="en-US"/>
-        </w:rPr>
-        <w:t>Continuous time rnn = diff equation</w:t>
-      </w:r>
-    </w:p>
-    <w:p>
-      <w:pPr>
-        <w:rPr>
-          <w:lang w:val="en-US"/>
-        </w:rPr>
-      </w:pPr>
-      <w:r>
-        <w:rPr>
-          <w:lang w:val="en-US"/>
-        </w:rPr>
         <w:t>Bidirectional rnn có input là nguyên sequence luôn, không phải sequence theo time, thích hợp cho translate</w:t>
       </w:r>
     </w:p>
@@ -415,64 +67,58 @@
           <w:lang w:val="en-US"/>
         </w:rPr>
       </w:pPr>
-    </w:p>
-    <w:p>
-      <w:pPr>
-        <w:rPr>
-          <w:lang w:val="en-US"/>
-        </w:rPr>
-      </w:pPr>
-      <w:r>
-        <w:rPr>
-          <w:lang w:val="en-US"/>
-        </w:rPr>
-        <w:t>Web scraping, giải quyết vấn đề dataset không tồn tại</w:t>
-      </w:r>
-    </w:p>
-    <w:p>
-      <w:pPr>
-        <w:rPr>
-          <w:lang w:val="en-US"/>
-        </w:rPr>
-      </w:pPr>
-      <w:r>
-        <w:rPr>
-          <w:lang w:val="en-US"/>
-        </w:rPr>
-        <w:t>Transfer learning</w:t>
-      </w:r>
-      <w:r>
-        <w:rPr>
-          <w:lang w:val="en-US"/>
-        </w:rPr>
-        <w:t xml:space="preserve"> = fine tuning</w:t>
-      </w:r>
-      <w:r>
-        <w:rPr>
-          <w:lang w:val="en-US"/>
-        </w:rPr>
-        <w:t>, each layer has better position to map directly to output</w:t>
-      </w:r>
-    </w:p>
-    <w:p>
-      <w:pPr>
-        <w:rPr>
-          <w:lang w:val="en-US"/>
-        </w:rPr>
-      </w:pPr>
-      <w:r>
-        <w:rPr>
-          <w:lang w:val="en-US"/>
-        </w:rPr>
-        <w:t>CNN bản chất là Fully connected với đa số weight = 0, nên ta vẫn có thể dùng transfer lerning, = cách ở layer cuối thay lớp cnn = lớp fully connecte</w:t>
-      </w:r>
       <w:bookmarkStart w:id="0" w:name="_GoBack"/>
       <w:bookmarkEnd w:id="0"/>
-      <w:r>
-        <w:rPr>
-          <w:lang w:val="en-US"/>
-        </w:rPr>
-        <w:t>d</w:t>
+    </w:p>
+    <w:p>
+      <w:pPr>
+        <w:rPr>
+          <w:lang w:val="en-US"/>
+        </w:rPr>
+      </w:pPr>
+      <w:r>
+        <w:rPr>
+          <w:lang w:val="en-US"/>
+        </w:rPr>
+        <w:t>Web scraping, giải quyết vấn đề dataset không tồn tại</w:t>
+      </w:r>
+    </w:p>
+    <w:p>
+      <w:pPr>
+        <w:rPr>
+          <w:lang w:val="en-US"/>
+        </w:rPr>
+      </w:pPr>
+      <w:r>
+        <w:rPr>
+          <w:lang w:val="en-US"/>
+        </w:rPr>
+        <w:t>Transfer learning</w:t>
+      </w:r>
+      <w:r>
+        <w:rPr>
+          <w:lang w:val="en-US"/>
+        </w:rPr>
+        <w:t xml:space="preserve"> = fine tuning</w:t>
+      </w:r>
+      <w:r>
+        <w:rPr>
+          <w:lang w:val="en-US"/>
+        </w:rPr>
+        <w:t>, each layer has better position to map directly to output</w:t>
+      </w:r>
+    </w:p>
+    <w:p>
+      <w:pPr>
+        <w:rPr>
+          <w:lang w:val="en-US"/>
+        </w:rPr>
+      </w:pPr>
+      <w:r>
+        <w:rPr>
+          <w:lang w:val="en-US"/>
+        </w:rPr>
+        <w:t>CNN bản chất là Fully connected với đa số weight = 0, nên ta vẫn có thể dùng transfer lerning, = cách ở layer cuối thay lớp cnn = lớp fully connected</w:t>
       </w:r>
       <w:r>
         <w:rPr>

--- a/confuse.docx
+++ b/confuse.docx
@@ -67,65 +67,91 @@
           <w:lang w:val="en-US"/>
         </w:rPr>
       </w:pPr>
+    </w:p>
+    <w:p>
+      <w:pPr>
+        <w:rPr>
+          <w:lang w:val="en-US"/>
+        </w:rPr>
+      </w:pPr>
+      <w:r>
+        <w:rPr>
+          <w:lang w:val="en-US"/>
+        </w:rPr>
+        <w:t>Web scraping, giải quyết vấn đề dataset không tồn tại</w:t>
+      </w:r>
+    </w:p>
+    <w:p>
+      <w:pPr>
+        <w:rPr>
+          <w:lang w:val="en-US"/>
+        </w:rPr>
+      </w:pPr>
+      <w:r>
+        <w:rPr>
+          <w:lang w:val="en-US"/>
+        </w:rPr>
+        <w:t>Transfer learning</w:t>
+      </w:r>
+      <w:r>
+        <w:rPr>
+          <w:lang w:val="en-US"/>
+        </w:rPr>
+        <w:t xml:space="preserve"> = fine tuning</w:t>
+      </w:r>
+      <w:r>
+        <w:rPr>
+          <w:lang w:val="en-US"/>
+        </w:rPr>
+        <w:t>, each layer has better position to map directly to output</w:t>
+      </w:r>
+    </w:p>
+    <w:p>
+      <w:pPr>
+        <w:rPr>
+          <w:lang w:val="en-US"/>
+        </w:rPr>
+      </w:pPr>
+      <w:r>
+        <w:rPr>
+          <w:lang w:val="en-US"/>
+        </w:rPr>
+        <w:t>CNN bản chất là Fully connected với đa số weight = 0, nên ta vẫn có thể dùng transfer lerning, = cách ở layer cuối thay lớp cnn = lớp fully connected</w:t>
+      </w:r>
+      <w:r>
+        <w:rPr>
+          <w:lang w:val="en-US"/>
+        </w:rPr>
+        <w:t>, đồng thời down sampling nó lại, vừa giảm số tham số, vừa tăng tốc và regularize</w:t>
+      </w:r>
+    </w:p>
+    <w:p>
+      <w:pPr>
+        <w:rPr>
+          <w:lang w:val="en-US"/>
+        </w:rPr>
+      </w:pPr>
+      <w:r>
+        <w:rPr>
+          <w:lang w:val="en-US"/>
+        </w:rPr>
+        <w:t>LTC = liquid time constant</w:t>
+      </w:r>
+    </w:p>
+    <w:p>
+      <w:pPr>
+        <w:rPr>
+          <w:lang w:val="en-US"/>
+        </w:rPr>
+      </w:pPr>
+      <w:r>
+        <w:rPr>
+          <w:lang w:val="en-US"/>
+        </w:rPr>
+        <w:t>Continuous time model</w:t>
+      </w:r>
       <w:bookmarkStart w:id="0" w:name="_GoBack"/>
       <w:bookmarkEnd w:id="0"/>
-    </w:p>
-    <w:p>
-      <w:pPr>
-        <w:rPr>
-          <w:lang w:val="en-US"/>
-        </w:rPr>
-      </w:pPr>
-      <w:r>
-        <w:rPr>
-          <w:lang w:val="en-US"/>
-        </w:rPr>
-        <w:t>Web scraping, giải quyết vấn đề dataset không tồn tại</w:t>
-      </w:r>
-    </w:p>
-    <w:p>
-      <w:pPr>
-        <w:rPr>
-          <w:lang w:val="en-US"/>
-        </w:rPr>
-      </w:pPr>
-      <w:r>
-        <w:rPr>
-          <w:lang w:val="en-US"/>
-        </w:rPr>
-        <w:t>Transfer learning</w:t>
-      </w:r>
-      <w:r>
-        <w:rPr>
-          <w:lang w:val="en-US"/>
-        </w:rPr>
-        <w:t xml:space="preserve"> = fine tuning</w:t>
-      </w:r>
-      <w:r>
-        <w:rPr>
-          <w:lang w:val="en-US"/>
-        </w:rPr>
-        <w:t>, each layer has better position to map directly to output</w:t>
-      </w:r>
-    </w:p>
-    <w:p>
-      <w:pPr>
-        <w:rPr>
-          <w:lang w:val="en-US"/>
-        </w:rPr>
-      </w:pPr>
-      <w:r>
-        <w:rPr>
-          <w:lang w:val="en-US"/>
-        </w:rPr>
-        <w:t>CNN bản chất là Fully connected với đa số weight = 0, nên ta vẫn có thể dùng transfer lerning, = cách ở layer cuối thay lớp cnn = lớp fully connected</w:t>
-      </w:r>
-      <w:r>
-        <w:rPr>
-          <w:lang w:val="en-US"/>
-        </w:rPr>
-        <w:t>, đồng thời down sampling nó lại, vừa giảm số tham số, vừa tăng tốc và regularize</w:t>
-      </w:r>
     </w:p>
     <w:p>
       <w:pPr>

--- a/confuse.docx
+++ b/confuse.docx
@@ -1,6 +1,6 @@
 
 <file path=word/document.xml><?xml version="1.0" encoding="utf-8"?>
-<w:document xmlns:wpc="http://schemas.microsoft.com/office/word/2010/wordprocessingCanvas" xmlns:mc="http://schemas.openxmlformats.org/markup-compatibility/2006" xmlns:o="urn:schemas-microsoft-com:office:office" xmlns:r="http://schemas.openxmlformats.org/officeDocument/2006/relationships" xmlns:m="http://schemas.openxmlformats.org/officeDocument/2006/math" xmlns:v="urn:schemas-microsoft-com:vml" xmlns:wp14="http://schemas.microsoft.com/office/word/2010/wordprocessingDrawing" xmlns:wp="http://schemas.openxmlformats.org/drawingml/2006/wordprocessingDrawing" xmlns:w10="urn:schemas-microsoft-com:office:word" xmlns:w="http://schemas.openxmlformats.org/wordprocessingml/2006/main" xmlns:w14="http://schemas.microsoft.com/office/word/2010/wordml" xmlns:wpg="http://schemas.microsoft.com/office/word/2010/wordprocessingGroup" xmlns:wpi="http://schemas.microsoft.com/office/word/2010/wordprocessingInk" xmlns:wne="http://schemas.microsoft.com/office/word/2006/wordml" xmlns:wps="http://schemas.microsoft.com/office/word/2010/wordprocessingShape" mc:Ignorable="w14 wp14">
+<w:document xmlns:wpc="http://schemas.microsoft.com/office/word/2010/wordprocessingCanvas" xmlns:cx="http://schemas.microsoft.com/office/drawing/2014/chartex" xmlns:cx1="http://schemas.microsoft.com/office/drawing/2015/9/8/chartex" xmlns:cx2="http://schemas.microsoft.com/office/drawing/2015/10/21/chartex" xmlns:cx3="http://schemas.microsoft.com/office/drawing/2016/5/9/chartex" xmlns:cx4="http://schemas.microsoft.com/office/drawing/2016/5/10/chartex" xmlns:cx5="http://schemas.microsoft.com/office/drawing/2016/5/11/chartex" xmlns:cx6="http://schemas.microsoft.com/office/drawing/2016/5/12/chartex" xmlns:cx7="http://schemas.microsoft.com/office/drawing/2016/5/13/chartex" xmlns:cx8="http://schemas.microsoft.com/office/drawing/2016/5/14/chartex" xmlns:mc="http://schemas.openxmlformats.org/markup-compatibility/2006" xmlns:aink="http://schemas.microsoft.com/office/drawing/2016/ink" xmlns:am3d="http://schemas.microsoft.com/office/drawing/2017/model3d" xmlns:o="urn:schemas-microsoft-com:office:office" xmlns:oel="http://schemas.microsoft.com/office/2019/extlst" xmlns:r="http://schemas.openxmlformats.org/officeDocument/2006/relationships" xmlns:m="http://schemas.openxmlformats.org/officeDocument/2006/math" xmlns:v="urn:schemas-microsoft-com:vml" xmlns:wp14="http://schemas.microsoft.com/office/word/2010/wordprocessingDrawing" xmlns:wp="http://schemas.openxmlformats.org/drawingml/2006/wordprocessingDrawing" xmlns:w10="urn:schemas-microsoft-com:office:word" xmlns:w="http://schemas.openxmlformats.org/wordprocessingml/2006/main" xmlns:w14="http://schemas.microsoft.com/office/word/2010/wordml" xmlns:w15="http://schemas.microsoft.com/office/word/2012/wordml" xmlns:w16cex="http://schemas.microsoft.com/office/word/2018/wordml/cex" xmlns:w16cid="http://schemas.microsoft.com/office/word/2016/wordml/cid" xmlns:w16="http://schemas.microsoft.com/office/word/2018/wordml" xmlns:w16sdtdh="http://schemas.microsoft.com/office/word/2020/wordml/sdtdatahash" xmlns:w16se="http://schemas.microsoft.com/office/word/2015/wordml/symex" xmlns:wpg="http://schemas.microsoft.com/office/word/2010/wordprocessingGroup" xmlns:wpi="http://schemas.microsoft.com/office/word/2010/wordprocessingInk" xmlns:wne="http://schemas.microsoft.com/office/word/2006/wordml" xmlns:wps="http://schemas.microsoft.com/office/word/2010/wordprocessingShape" mc:Ignorable="w14 w15 w16se w16cid w16 w16cex w16sdtdh wp14">
   <w:body>
     <w:p>
       <w:pPr>
@@ -150,8 +150,12 @@
         </w:rPr>
         <w:t>Continuous time model</w:t>
       </w:r>
-      <w:bookmarkStart w:id="0" w:name="_GoBack"/>
-      <w:bookmarkEnd w:id="0"/>
+      <w:r>
+        <w:rPr>
+          <w:lang w:val="en-US"/>
+        </w:rPr>
+        <w:t>s</w:t>
+      </w:r>
     </w:p>
     <w:p>
       <w:pPr>
@@ -171,7 +175,7 @@
 </file>
 
 <file path=word/styles.xml><?xml version="1.0" encoding="utf-8"?>
-<w:styles xmlns:mc="http://schemas.openxmlformats.org/markup-compatibility/2006" xmlns:r="http://schemas.openxmlformats.org/officeDocument/2006/relationships" xmlns:w="http://schemas.openxmlformats.org/wordprocessingml/2006/main" xmlns:w14="http://schemas.microsoft.com/office/word/2010/wordml" mc:Ignorable="w14">
+<w:styles xmlns:mc="http://schemas.openxmlformats.org/markup-compatibility/2006" xmlns:r="http://schemas.openxmlformats.org/officeDocument/2006/relationships" xmlns:w="http://schemas.openxmlformats.org/wordprocessingml/2006/main" xmlns:w14="http://schemas.microsoft.com/office/word/2010/wordml" xmlns:w15="http://schemas.microsoft.com/office/word/2012/wordml" xmlns:w16cex="http://schemas.microsoft.com/office/word/2018/wordml/cex" xmlns:w16cid="http://schemas.microsoft.com/office/word/2016/wordml/cid" xmlns:w16="http://schemas.microsoft.com/office/word/2018/wordml" xmlns:w16sdtdh="http://schemas.microsoft.com/office/word/2020/wordml/sdtdatahash" xmlns:w16se="http://schemas.microsoft.com/office/word/2015/wordml/symex" mc:Ignorable="w14 w15 w16se w16cid w16 w16cex w16sdtdh">
   <w:docDefaults>
     <w:rPrDefault>
       <w:rPr>
@@ -187,334 +191,383 @@
       </w:pPr>
     </w:pPrDefault>
   </w:docDefaults>
-  <w:latentStyles w:defLockedState="0" w:defUIPriority="99" w:defSemiHidden="1" w:defUnhideWhenUsed="1" w:defQFormat="0" w:count="267">
-    <w:lsdException w:name="Normal" w:semiHidden="0" w:uiPriority="0" w:unhideWhenUsed="0" w:qFormat="1"/>
-    <w:lsdException w:name="heading 1" w:semiHidden="0" w:uiPriority="9" w:unhideWhenUsed="0" w:qFormat="1"/>
-    <w:lsdException w:name="heading 2" w:uiPriority="9" w:qFormat="1"/>
-    <w:lsdException w:name="heading 3" w:uiPriority="9" w:qFormat="1"/>
-    <w:lsdException w:name="heading 4" w:uiPriority="9" w:qFormat="1"/>
-    <w:lsdException w:name="heading 5" w:uiPriority="9" w:qFormat="1"/>
-    <w:lsdException w:name="heading 6" w:uiPriority="9" w:qFormat="1"/>
-    <w:lsdException w:name="heading 7" w:uiPriority="9" w:qFormat="1"/>
-    <w:lsdException w:name="heading 8" w:uiPriority="9" w:qFormat="1"/>
-    <w:lsdException w:name="heading 9" w:uiPriority="9" w:qFormat="1"/>
-    <w:lsdException w:name="toc 1" w:uiPriority="39"/>
-    <w:lsdException w:name="toc 2" w:uiPriority="39"/>
-    <w:lsdException w:name="toc 3" w:uiPriority="39"/>
-    <w:lsdException w:name="toc 4" w:uiPriority="39"/>
-    <w:lsdException w:name="toc 5" w:uiPriority="39"/>
-    <w:lsdException w:name="toc 6" w:uiPriority="39"/>
-    <w:lsdException w:name="toc 7" w:uiPriority="39"/>
-    <w:lsdException w:name="toc 8" w:uiPriority="39"/>
-    <w:lsdException w:name="toc 9" w:uiPriority="39"/>
-    <w:lsdException w:name="caption" w:uiPriority="35" w:qFormat="1"/>
-    <w:lsdException w:name="Title" w:semiHidden="0" w:uiPriority="10" w:unhideWhenUsed="0" w:qFormat="1"/>
-    <w:lsdException w:name="Default Paragraph Font" w:uiPriority="1"/>
-    <w:lsdException w:name="Subtitle" w:semiHidden="0" w:uiPriority="11" w:unhideWhenUsed="0" w:qFormat="1"/>
-    <w:lsdException w:name="Strong" w:semiHidden="0" w:uiPriority="22" w:unhideWhenUsed="0" w:qFormat="1"/>
-    <w:lsdException w:name="Emphasis" w:semiHidden="0" w:uiPriority="20" w:unhideWhenUsed="0" w:qFormat="1"/>
-    <w:lsdException w:name="Table Grid" w:semiHidden="0" w:uiPriority="59" w:unhideWhenUsed="0"/>
-    <w:lsdException w:name="Placeholder Text" w:unhideWhenUsed="0"/>
-    <w:lsdException w:name="No Spacing" w:semiHidden="0" w:uiPriority="1" w:unhideWhenUsed="0" w:qFormat="1"/>
-    <w:lsdException w:name="Light Shading" w:semiHidden="0" w:uiPriority="60" w:unhideWhenUsed="0"/>
-    <w:lsdException w:name="Light List" w:semiHidden="0" w:uiPriority="61" w:unhideWhenUsed="0"/>
-    <w:lsdException w:name="Light Grid" w:semiHidden="0" w:uiPriority="62" w:unhideWhenUsed="0"/>
-    <w:lsdException w:name="Medium Shading 1" w:semiHidden="0" w:uiPriority="63" w:unhideWhenUsed="0"/>
-    <w:lsdException w:name="Medium Shading 2" w:semiHidden="0" w:uiPriority="64" w:unhideWhenUsed="0"/>
-    <w:lsdException w:name="Medium List 1" w:semiHidden="0" w:uiPriority="65" w:unhideWhenUsed="0"/>
-    <w:lsdException w:name="Medium List 2" w:semiHidden="0" w:uiPriority="66" w:unhideWhenUsed="0"/>
-    <w:lsdException w:name="Medium Grid 1" w:semiHidden="0" w:uiPriority="67" w:unhideWhenUsed="0"/>
-    <w:lsdException w:name="Medium Grid 2" w:semiHidden="0" w:uiPriority="68" w:unhideWhenUsed="0"/>
-    <w:lsdException w:name="Medium Grid 3" w:semiHidden="0" w:uiPriority="69" w:unhideWhenUsed="0"/>
-    <w:lsdException w:name="Dark List" w:semiHidden="0" w:uiPriority="70" w:unhideWhenUsed="0"/>
-    <w:lsdException w:name="Colorful Shading" w:semiHidden="0" w:uiPriority="71" w:unhideWhenUsed="0"/>
-    <w:lsdException w:name="Colorful List" w:semiHidden="0" w:uiPriority="72" w:unhideWhenUsed="0"/>
-    <w:lsdException w:name="Colorful Grid" w:semiHidden="0" w:uiPriority="73" w:unhideWhenUsed="0"/>
-    <w:lsdException w:name="Light Shading Accent 1" w:semiHidden="0" w:uiPriority="60" w:unhideWhenUsed="0"/>
-    <w:lsdException w:name="Light List Accent 1" w:semiHidden="0" w:uiPriority="61" w:unhideWhenUsed="0"/>
-    <w:lsdException w:name="Light Grid Accent 1" w:semiHidden="0" w:uiPriority="62" w:unhideWhenUsed="0"/>
-    <w:lsdException w:name="Medium Shading 1 Accent 1" w:semiHidden="0" w:uiPriority="63" w:unhideWhenUsed="0"/>
-    <w:lsdException w:name="Medium Shading 2 Accent 1" w:semiHidden="0" w:uiPriority="64" w:unhideWhenUsed="0"/>
-    <w:lsdException w:name="Medium List 1 Accent 1" w:semiHidden="0" w:uiPriority="65" w:unhideWhenUsed="0"/>
-    <w:lsdException w:name="Revision" w:unhideWhenUsed="0"/>
-    <w:lsdException w:name="List Paragraph" w:semiHidden="0" w:uiPriority="34" w:unhideWhenUsed="0" w:qFormat="1"/>
-    <w:lsdException w:name="Quote" w:semiHidden="0" w:uiPriority="29" w:unhideWhenUsed="0" w:qFormat="1"/>
-    <w:lsdException w:name="Intense Quote" w:semiHidden="0" w:uiPriority="30" w:unhideWhenUsed="0" w:qFormat="1"/>
-    <w:lsdException w:name="Medium List 2 Accent 1" w:semiHidden="0" w:uiPriority="66" w:unhideWhenUsed="0"/>
-    <w:lsdException w:name="Medium Grid 1 Accent 1" w:semiHidden="0" w:uiPriority="67" w:unhideWhenUsed="0"/>
-    <w:lsdException w:name="Medium Grid 2 Accent 1" w:semiHidden="0" w:uiPriority="68" w:unhideWhenUsed="0"/>
-    <w:lsdException w:name="Medium Grid 3 Accent 1" w:semiHidden="0" w:uiPriority="69" w:unhideWhenUsed="0"/>
-    <w:lsdException w:name="Dark List Accent 1" w:semiHidden="0" w:uiPriority="70" w:unhideWhenUsed="0"/>
-    <w:lsdException w:name="Colorful Shading Accent 1" w:semiHidden="0" w:uiPriority="71" w:unhideWhenUsed="0"/>
-    <w:lsdException w:name="Colorful List Accent 1" w:semiHidden="0" w:uiPriority="72" w:unhideWhenUsed="0"/>
-    <w:lsdException w:name="Colorful Grid Accent 1" w:semiHidden="0" w:uiPriority="73" w:unhideWhenUsed="0"/>
-    <w:lsdException w:name="Light Shading Accent 2" w:semiHidden="0" w:uiPriority="60" w:unhideWhenUsed="0"/>
-    <w:lsdException w:name="Light List Accent 2" w:semiHidden="0" w:uiPriority="61" w:unhideWhenUsed="0"/>
-    <w:lsdException w:name="Light Grid Accent 2" w:semiHidden="0" w:uiPriority="62" w:unhideWhenUsed="0"/>
-    <w:lsdException w:name="Medium Shading 1 Accent 2" w:semiHidden="0" w:uiPriority="63" w:unhideWhenUsed="0"/>
-    <w:lsdException w:name="Medium Shading 2 Accent 2" w:semiHidden="0" w:uiPriority="64" w:unhideWhenUsed="0"/>
-    <w:lsdException w:name="Medium List 1 Accent 2" w:semiHidden="0" w:uiPriority="65" w:unhideWhenUsed="0"/>
-    <w:lsdException w:name="Medium List 2 Accent 2" w:semiHidden="0" w:uiPriority="66" w:unhideWhenUsed="0"/>
-    <w:lsdException w:name="Medium Grid 1 Accent 2" w:semiHidden="0" w:uiPriority="67" w:unhideWhenUsed="0"/>
-    <w:lsdException w:name="Medium Grid 2 Accent 2" w:semiHidden="0" w:uiPriority="68" w:unhideWhenUsed="0"/>
-    <w:lsdException w:name="Medium Grid 3 Accent 2" w:semiHidden="0" w:uiPriority="69" w:unhideWhenUsed="0"/>
-    <w:lsdException w:name="Dark List Accent 2" w:semiHidden="0" w:uiPriority="70" w:unhideWhenUsed="0"/>
-    <w:lsdException w:name="Colorful Shading Accent 2" w:semiHidden="0" w:uiPriority="71" w:unhideWhenUsed="0"/>
-    <w:lsdException w:name="Colorful List Accent 2" w:semiHidden="0" w:uiPriority="72" w:unhideWhenUsed="0"/>
-    <w:lsdException w:name="Colorful Grid Accent 2" w:semiHidden="0" w:uiPriority="73" w:unhideWhenUsed="0"/>
-    <w:lsdException w:name="Light Shading Accent 3" w:semiHidden="0" w:uiPriority="60" w:unhideWhenUsed="0"/>
-    <w:lsdException w:name="Light List Accent 3" w:semiHidden="0" w:uiPriority="61" w:unhideWhenUsed="0"/>
-    <w:lsdException w:name="Light Grid Accent 3" w:semiHidden="0" w:uiPriority="62" w:unhideWhenUsed="0"/>
-    <w:lsdException w:name="Medium Shading 1 Accent 3" w:semiHidden="0" w:uiPriority="63" w:unhideWhenUsed="0"/>
-    <w:lsdException w:name="Medium Shading 2 Accent 3" w:semiHidden="0" w:uiPriority="64" w:unhideWhenUsed="0"/>
-    <w:lsdException w:name="Medium List 1 Accent 3" w:semiHidden="0" w:uiPriority="65" w:unhideWhenUsed="0"/>
-    <w:lsdException w:name="Medium List 2 Accent 3" w:semiHidden="0" w:uiPriority="66" w:unhideWhenUsed="0"/>
-    <w:lsdException w:name="Medium Grid 1 Accent 3" w:semiHidden="0" w:uiPriority="67" w:unhideWhenUsed="0"/>
-    <w:lsdException w:name="Medium Grid 2 Accent 3" w:semiHidden="0" w:uiPriority="68" w:unhideWhenUsed="0"/>
-    <w:lsdException w:name="Medium Grid 3 Accent 3" w:semiHidden="0" w:uiPriority="69" w:unhideWhenUsed="0"/>
-    <w:lsdException w:name="Dark List Accent 3" w:semiHidden="0" w:uiPriority="70" w:unhideWhenUsed="0"/>
-    <w:lsdException w:name="Colorful Shading Accent 3" w:semiHidden="0" w:uiPriority="71" w:unhideWhenUsed="0"/>
-    <w:lsdException w:name="Colorful List Accent 3" w:semiHidden="0" w:uiPriority="72" w:unhideWhenUsed="0"/>
-    <w:lsdException w:name="Colorful Grid Accent 3" w:semiHidden="0" w:uiPriority="73" w:unhideWhenUsed="0"/>
-    <w:lsdException w:name="Light Shading Accent 4" w:semiHidden="0" w:uiPriority="60" w:unhideWhenUsed="0"/>
-    <w:lsdException w:name="Light List Accent 4" w:semiHidden="0" w:uiPriority="61" w:unhideWhenUsed="0"/>
-    <w:lsdException w:name="Light Grid Accent 4" w:semiHidden="0" w:uiPriority="62" w:unhideWhenUsed="0"/>
-    <w:lsdException w:name="Medium Shading 1 Accent 4" w:semiHidden="0" w:uiPriority="63" w:unhideWhenUsed="0"/>
-    <w:lsdException w:name="Medium Shading 2 Accent 4" w:semiHidden="0" w:uiPriority="64" w:unhideWhenUsed="0"/>
-    <w:lsdException w:name="Medium List 1 Accent 4" w:semiHidden="0" w:uiPriority="65" w:unhideWhenUsed="0"/>
-    <w:lsdException w:name="Medium List 2 Accent 4" w:semiHidden="0" w:uiPriority="66" w:unhideWhenUsed="0"/>
-    <w:lsdException w:name="Medium Grid 1 Accent 4" w:semiHidden="0" w:uiPriority="67" w:unhideWhenUsed="0"/>
-    <w:lsdException w:name="Medium Grid 2 Accent 4" w:semiHidden="0" w:uiPriority="68" w:unhideWhenUsed="0"/>
-    <w:lsdException w:name="Medium Grid 3 Accent 4" w:semiHidden="0" w:uiPriority="69" w:unhideWhenUsed="0"/>
-    <w:lsdException w:name="Dark List Accent 4" w:semiHidden="0" w:uiPriority="70" w:unhideWhenUsed="0"/>
-    <w:lsdException w:name="Colorful Shading Accent 4" w:semiHidden="0" w:uiPriority="71" w:unhideWhenUsed="0"/>
-    <w:lsdException w:name="Colorful List Accent 4" w:semiHidden="0" w:uiPriority="72" w:unhideWhenUsed="0"/>
-    <w:lsdException w:name="Colorful Grid Accent 4" w:semiHidden="0" w:uiPriority="73" w:unhideWhenUsed="0"/>
-    <w:lsdException w:name="Light Shading Accent 5" w:semiHidden="0" w:uiPriority="60" w:unhideWhenUsed="0"/>
-    <w:lsdException w:name="Light List Accent 5" w:semiHidden="0" w:uiPriority="61" w:unhideWhenUsed="0"/>
-    <w:lsdException w:name="Light Grid Accent 5" w:semiHidden="0" w:uiPriority="62" w:unhideWhenUsed="0"/>
-    <w:lsdException w:name="Medium Shading 1 Accent 5" w:semiHidden="0" w:uiPriority="63" w:unhideWhenUsed="0"/>
-    <w:lsdException w:name="Medium Shading 2 Accent 5" w:semiHidden="0" w:uiPriority="64" w:unhideWhenUsed="0"/>
-    <w:lsdException w:name="Medium List 1 Accent 5" w:semiHidden="0" w:uiPriority="65" w:unhideWhenUsed="0"/>
-    <w:lsdException w:name="Medium List 2 Accent 5" w:semiHidden="0" w:uiPriority="66" w:unhideWhenUsed="0"/>
-    <w:lsdException w:name="Medium Grid 1 Accent 5" w:semiHidden="0" w:uiPriority="67" w:unhideWhenUsed="0"/>
-    <w:lsdException w:name="Medium Grid 2 Accent 5" w:semiHidden="0" w:uiPriority="68" w:unhideWhenUsed="0"/>
-    <w:lsdException w:name="Medium Grid 3 Accent 5" w:semiHidden="0" w:uiPriority="69" w:unhideWhenUsed="0"/>
-    <w:lsdException w:name="Dark List Accent 5" w:semiHidden="0" w:uiPriority="70" w:unhideWhenUsed="0"/>
-    <w:lsdException w:name="Colorful Shading Accent 5" w:semiHidden="0" w:uiPriority="71" w:unhideWhenUsed="0"/>
-    <w:lsdException w:name="Colorful List Accent 5" w:semiHidden="0" w:uiPriority="72" w:unhideWhenUsed="0"/>
-    <w:lsdException w:name="Colorful Grid Accent 5" w:semiHidden="0" w:uiPriority="73" w:unhideWhenUsed="0"/>
-    <w:lsdException w:name="Light Shading Accent 6" w:semiHidden="0" w:uiPriority="60" w:unhideWhenUsed="0"/>
-    <w:lsdException w:name="Light List Accent 6" w:semiHidden="0" w:uiPriority="61" w:unhideWhenUsed="0"/>
-    <w:lsdException w:name="Light Grid Accent 6" w:semiHidden="0" w:uiPriority="62" w:unhideWhenUsed="0"/>
-    <w:lsdException w:name="Medium Shading 1 Accent 6" w:semiHidden="0" w:uiPriority="63" w:unhideWhenUsed="0"/>
-    <w:lsdException w:name="Medium Shading 2 Accent 6" w:semiHidden="0" w:uiPriority="64" w:unhideWhenUsed="0"/>
-    <w:lsdException w:name="Medium List 1 Accent 6" w:semiHidden="0" w:uiPriority="65" w:unhideWhenUsed="0"/>
-    <w:lsdException w:name="Medium List 2 Accent 6" w:semiHidden="0" w:uiPriority="66" w:unhideWhenUsed="0"/>
-    <w:lsdException w:name="Medium Grid 1 Accent 6" w:semiHidden="0" w:uiPriority="67" w:unhideWhenUsed="0"/>
-    <w:lsdException w:name="Medium Grid 2 Accent 6" w:semiHidden="0" w:uiPriority="68" w:unhideWhenUsed="0"/>
-    <w:lsdException w:name="Medium Grid 3 Accent 6" w:semiHidden="0" w:uiPriority="69" w:unhideWhenUsed="0"/>
-    <w:lsdException w:name="Dark List Accent 6" w:semiHidden="0" w:uiPriority="70" w:unhideWhenUsed="0"/>
-    <w:lsdException w:name="Colorful Shading Accent 6" w:semiHidden="0" w:uiPriority="71" w:unhideWhenUsed="0"/>
-    <w:lsdException w:name="Colorful List Accent 6" w:semiHidden="0" w:uiPriority="72" w:unhideWhenUsed="0"/>
-    <w:lsdException w:name="Colorful Grid Accent 6" w:semiHidden="0" w:uiPriority="73" w:unhideWhenUsed="0"/>
-    <w:lsdException w:name="Subtle Emphasis" w:semiHidden="0" w:uiPriority="19" w:unhideWhenUsed="0" w:qFormat="1"/>
-    <w:lsdException w:name="Intense Emphasis" w:semiHidden="0" w:uiPriority="21" w:unhideWhenUsed="0" w:qFormat="1"/>
-    <w:lsdException w:name="Subtle Reference" w:semiHidden="0" w:uiPriority="31" w:unhideWhenUsed="0" w:qFormat="1"/>
-    <w:lsdException w:name="Intense Reference" w:semiHidden="0" w:uiPriority="32" w:unhideWhenUsed="0" w:qFormat="1"/>
-    <w:lsdException w:name="Book Title" w:semiHidden="0" w:uiPriority="33" w:unhideWhenUsed="0" w:qFormat="1"/>
-    <w:lsdException w:name="Bibliography" w:uiPriority="37"/>
-    <w:lsdException w:name="TOC Heading" w:uiPriority="39" w:qFormat="1"/>
-  </w:latentStyles>
-  <w:style w:type="paragraph" w:default="1" w:styleId="Normal">
-    <w:name w:val="Normal"/>
-    <w:qFormat/>
-  </w:style>
-  <w:style w:type="character" w:default="1" w:styleId="DefaultParagraphFont">
-    <w:name w:val="Default Paragraph Font"/>
-    <w:uiPriority w:val="1"/>
-    <w:semiHidden/>
-    <w:unhideWhenUsed/>
-  </w:style>
-  <w:style w:type="table" w:default="1" w:styleId="TableNormal">
-    <w:name w:val="Normal Table"/>
-    <w:uiPriority w:val="99"/>
-    <w:semiHidden/>
-    <w:unhideWhenUsed/>
-    <w:tblPr>
-      <w:tblInd w:w="0" w:type="dxa"/>
-      <w:tblCellMar>
-        <w:top w:w="0" w:type="dxa"/>
-        <w:left w:w="108" w:type="dxa"/>
-        <w:bottom w:w="0" w:type="dxa"/>
-        <w:right w:w="108" w:type="dxa"/>
-      </w:tblCellMar>
-    </w:tblPr>
-  </w:style>
-  <w:style w:type="numbering" w:default="1" w:styleId="NoList">
-    <w:name w:val="No List"/>
-    <w:uiPriority w:val="99"/>
-    <w:semiHidden/>
-    <w:unhideWhenUsed/>
-  </w:style>
-</w:styles>
-</file>
-
-<file path=word/stylesWithEffects.xml><?xml version="1.0" encoding="utf-8"?>
-<w:styles xmlns:wpc="http://schemas.microsoft.com/office/word/2010/wordprocessingCanvas" xmlns:mc="http://schemas.openxmlformats.org/markup-compatibility/2006" xmlns:o="urn:schemas-microsoft-com:office:office" xmlns:r="http://schemas.openxmlformats.org/officeDocument/2006/relationships" xmlns:m="http://schemas.openxmlformats.org/officeDocument/2006/math" xmlns:v="urn:schemas-microsoft-com:vml" xmlns:wp14="http://schemas.microsoft.com/office/word/2010/wordprocessingDrawing" xmlns:wp="http://schemas.openxmlformats.org/drawingml/2006/wordprocessingDrawing" xmlns:w10="urn:schemas-microsoft-com:office:word" xmlns:w="http://schemas.openxmlformats.org/wordprocessingml/2006/main" xmlns:w14="http://schemas.microsoft.com/office/word/2010/wordml" xmlns:wpg="http://schemas.microsoft.com/office/word/2010/wordprocessingGroup" xmlns:wpi="http://schemas.microsoft.com/office/word/2010/wordprocessingInk" xmlns:wne="http://schemas.microsoft.com/office/word/2006/wordml" xmlns:wps="http://schemas.microsoft.com/office/word/2010/wordprocessingShape" mc:Ignorable="w14 wp14">
-  <w:docDefaults>
-    <w:rPrDefault>
-      <w:rPr>
-        <w:rFonts w:asciiTheme="minorHAnsi" w:eastAsiaTheme="minorHAnsi" w:hAnsiTheme="minorHAnsi" w:cstheme="minorBidi"/>
-        <w:sz w:val="22"/>
-        <w:szCs w:val="22"/>
-        <w:lang w:val="vi-VN" w:eastAsia="en-US" w:bidi="ar-SA"/>
-      </w:rPr>
-    </w:rPrDefault>
-    <w:pPrDefault>
-      <w:pPr>
-        <w:spacing w:after="200" w:line="276" w:lineRule="auto"/>
-      </w:pPr>
-    </w:pPrDefault>
-  </w:docDefaults>
-  <w:latentStyles w:defLockedState="0" w:defUIPriority="99" w:defSemiHidden="1" w:defUnhideWhenUsed="1" w:defQFormat="0" w:count="267">
-    <w:lsdException w:name="Normal" w:semiHidden="0" w:uiPriority="0" w:unhideWhenUsed="0" w:qFormat="1"/>
-    <w:lsdException w:name="heading 1" w:semiHidden="0" w:uiPriority="9" w:unhideWhenUsed="0" w:qFormat="1"/>
-    <w:lsdException w:name="heading 2" w:uiPriority="9" w:qFormat="1"/>
-    <w:lsdException w:name="heading 3" w:uiPriority="9" w:qFormat="1"/>
-    <w:lsdException w:name="heading 4" w:uiPriority="9" w:qFormat="1"/>
-    <w:lsdException w:name="heading 5" w:uiPriority="9" w:qFormat="1"/>
-    <w:lsdException w:name="heading 6" w:uiPriority="9" w:qFormat="1"/>
-    <w:lsdException w:name="heading 7" w:uiPriority="9" w:qFormat="1"/>
-    <w:lsdException w:name="heading 8" w:uiPriority="9" w:qFormat="1"/>
-    <w:lsdException w:name="heading 9" w:uiPriority="9" w:qFormat="1"/>
-    <w:lsdException w:name="toc 1" w:uiPriority="39"/>
-    <w:lsdException w:name="toc 2" w:uiPriority="39"/>
-    <w:lsdException w:name="toc 3" w:uiPriority="39"/>
-    <w:lsdException w:name="toc 4" w:uiPriority="39"/>
-    <w:lsdException w:name="toc 5" w:uiPriority="39"/>
-    <w:lsdException w:name="toc 6" w:uiPriority="39"/>
-    <w:lsdException w:name="toc 7" w:uiPriority="39"/>
-    <w:lsdException w:name="toc 8" w:uiPriority="39"/>
-    <w:lsdException w:name="toc 9" w:uiPriority="39"/>
-    <w:lsdException w:name="caption" w:uiPriority="35" w:qFormat="1"/>
-    <w:lsdException w:name="Title" w:semiHidden="0" w:uiPriority="10" w:unhideWhenUsed="0" w:qFormat="1"/>
-    <w:lsdException w:name="Default Paragraph Font" w:uiPriority="1"/>
-    <w:lsdException w:name="Subtitle" w:semiHidden="0" w:uiPriority="11" w:unhideWhenUsed="0" w:qFormat="1"/>
-    <w:lsdException w:name="Strong" w:semiHidden="0" w:uiPriority="22" w:unhideWhenUsed="0" w:qFormat="1"/>
-    <w:lsdException w:name="Emphasis" w:semiHidden="0" w:uiPriority="20" w:unhideWhenUsed="0" w:qFormat="1"/>
-    <w:lsdException w:name="Table Grid" w:semiHidden="0" w:uiPriority="59" w:unhideWhenUsed="0"/>
-    <w:lsdException w:name="Placeholder Text" w:unhideWhenUsed="0"/>
-    <w:lsdException w:name="No Spacing" w:semiHidden="0" w:uiPriority="1" w:unhideWhenUsed="0" w:qFormat="1"/>
-    <w:lsdException w:name="Light Shading" w:semiHidden="0" w:uiPriority="60" w:unhideWhenUsed="0"/>
-    <w:lsdException w:name="Light List" w:semiHidden="0" w:uiPriority="61" w:unhideWhenUsed="0"/>
-    <w:lsdException w:name="Light Grid" w:semiHidden="0" w:uiPriority="62" w:unhideWhenUsed="0"/>
-    <w:lsdException w:name="Medium Shading 1" w:semiHidden="0" w:uiPriority="63" w:unhideWhenUsed="0"/>
-    <w:lsdException w:name="Medium Shading 2" w:semiHidden="0" w:uiPriority="64" w:unhideWhenUsed="0"/>
-    <w:lsdException w:name="Medium List 1" w:semiHidden="0" w:uiPriority="65" w:unhideWhenUsed="0"/>
-    <w:lsdException w:name="Medium List 2" w:semiHidden="0" w:uiPriority="66" w:unhideWhenUsed="0"/>
-    <w:lsdException w:name="Medium Grid 1" w:semiHidden="0" w:uiPriority="67" w:unhideWhenUsed="0"/>
-    <w:lsdException w:name="Medium Grid 2" w:semiHidden="0" w:uiPriority="68" w:unhideWhenUsed="0"/>
-    <w:lsdException w:name="Medium Grid 3" w:semiHidden="0" w:uiPriority="69" w:unhideWhenUsed="0"/>
-    <w:lsdException w:name="Dark List" w:semiHidden="0" w:uiPriority="70" w:unhideWhenUsed="0"/>
-    <w:lsdException w:name="Colorful Shading" w:semiHidden="0" w:uiPriority="71" w:unhideWhenUsed="0"/>
-    <w:lsdException w:name="Colorful List" w:semiHidden="0" w:uiPriority="72" w:unhideWhenUsed="0"/>
-    <w:lsdException w:name="Colorful Grid" w:semiHidden="0" w:uiPriority="73" w:unhideWhenUsed="0"/>
-    <w:lsdException w:name="Light Shading Accent 1" w:semiHidden="0" w:uiPriority="60" w:unhideWhenUsed="0"/>
-    <w:lsdException w:name="Light List Accent 1" w:semiHidden="0" w:uiPriority="61" w:unhideWhenUsed="0"/>
-    <w:lsdException w:name="Light Grid Accent 1" w:semiHidden="0" w:uiPriority="62" w:unhideWhenUsed="0"/>
-    <w:lsdException w:name="Medium Shading 1 Accent 1" w:semiHidden="0" w:uiPriority="63" w:unhideWhenUsed="0"/>
-    <w:lsdException w:name="Medium Shading 2 Accent 1" w:semiHidden="0" w:uiPriority="64" w:unhideWhenUsed="0"/>
-    <w:lsdException w:name="Medium List 1 Accent 1" w:semiHidden="0" w:uiPriority="65" w:unhideWhenUsed="0"/>
-    <w:lsdException w:name="Revision" w:unhideWhenUsed="0"/>
-    <w:lsdException w:name="List Paragraph" w:semiHidden="0" w:uiPriority="34" w:unhideWhenUsed="0" w:qFormat="1"/>
-    <w:lsdException w:name="Quote" w:semiHidden="0" w:uiPriority="29" w:unhideWhenUsed="0" w:qFormat="1"/>
-    <w:lsdException w:name="Intense Quote" w:semiHidden="0" w:uiPriority="30" w:unhideWhenUsed="0" w:qFormat="1"/>
-    <w:lsdException w:name="Medium List 2 Accent 1" w:semiHidden="0" w:uiPriority="66" w:unhideWhenUsed="0"/>
-    <w:lsdException w:name="Medium Grid 1 Accent 1" w:semiHidden="0" w:uiPriority="67" w:unhideWhenUsed="0"/>
-    <w:lsdException w:name="Medium Grid 2 Accent 1" w:semiHidden="0" w:uiPriority="68" w:unhideWhenUsed="0"/>
-    <w:lsdException w:name="Medium Grid 3 Accent 1" w:semiHidden="0" w:uiPriority="69" w:unhideWhenUsed="0"/>
-    <w:lsdException w:name="Dark List Accent 1" w:semiHidden="0" w:uiPriority="70" w:unhideWhenUsed="0"/>
-    <w:lsdException w:name="Colorful Shading Accent 1" w:semiHidden="0" w:uiPriority="71" w:unhideWhenUsed="0"/>
-    <w:lsdException w:name="Colorful List Accent 1" w:semiHidden="0" w:uiPriority="72" w:unhideWhenUsed="0"/>
-    <w:lsdException w:name="Colorful Grid Accent 1" w:semiHidden="0" w:uiPriority="73" w:unhideWhenUsed="0"/>
-    <w:lsdException w:name="Light Shading Accent 2" w:semiHidden="0" w:uiPriority="60" w:unhideWhenUsed="0"/>
-    <w:lsdException w:name="Light List Accent 2" w:semiHidden="0" w:uiPriority="61" w:unhideWhenUsed="0"/>
-    <w:lsdException w:name="Light Grid Accent 2" w:semiHidden="0" w:uiPriority="62" w:unhideWhenUsed="0"/>
-    <w:lsdException w:name="Medium Shading 1 Accent 2" w:semiHidden="0" w:uiPriority="63" w:unhideWhenUsed="0"/>
-    <w:lsdException w:name="Medium Shading 2 Accent 2" w:semiHidden="0" w:uiPriority="64" w:unhideWhenUsed="0"/>
-    <w:lsdException w:name="Medium List 1 Accent 2" w:semiHidden="0" w:uiPriority="65" w:unhideWhenUsed="0"/>
-    <w:lsdException w:name="Medium List 2 Accent 2" w:semiHidden="0" w:uiPriority="66" w:unhideWhenUsed="0"/>
-    <w:lsdException w:name="Medium Grid 1 Accent 2" w:semiHidden="0" w:uiPriority="67" w:unhideWhenUsed="0"/>
-    <w:lsdException w:name="Medium Grid 2 Accent 2" w:semiHidden="0" w:uiPriority="68" w:unhideWhenUsed="0"/>
-    <w:lsdException w:name="Medium Grid 3 Accent 2" w:semiHidden="0" w:uiPriority="69" w:unhideWhenUsed="0"/>
-    <w:lsdException w:name="Dark List Accent 2" w:semiHidden="0" w:uiPriority="70" w:unhideWhenUsed="0"/>
-    <w:lsdException w:name="Colorful Shading Accent 2" w:semiHidden="0" w:uiPriority="71" w:unhideWhenUsed="0"/>
-    <w:lsdException w:name="Colorful List Accent 2" w:semiHidden="0" w:uiPriority="72" w:unhideWhenUsed="0"/>
-    <w:lsdException w:name="Colorful Grid Accent 2" w:semiHidden="0" w:uiPriority="73" w:unhideWhenUsed="0"/>
-    <w:lsdException w:name="Light Shading Accent 3" w:semiHidden="0" w:uiPriority="60" w:unhideWhenUsed="0"/>
-    <w:lsdException w:name="Light List Accent 3" w:semiHidden="0" w:uiPriority="61" w:unhideWhenUsed="0"/>
-    <w:lsdException w:name="Light Grid Accent 3" w:semiHidden="0" w:uiPriority="62" w:unhideWhenUsed="0"/>
-    <w:lsdException w:name="Medium Shading 1 Accent 3" w:semiHidden="0" w:uiPriority="63" w:unhideWhenUsed="0"/>
-    <w:lsdException w:name="Medium Shading 2 Accent 3" w:semiHidden="0" w:uiPriority="64" w:unhideWhenUsed="0"/>
-    <w:lsdException w:name="Medium List 1 Accent 3" w:semiHidden="0" w:uiPriority="65" w:unhideWhenUsed="0"/>
-    <w:lsdException w:name="Medium List 2 Accent 3" w:semiHidden="0" w:uiPriority="66" w:unhideWhenUsed="0"/>
-    <w:lsdException w:name="Medium Grid 1 Accent 3" w:semiHidden="0" w:uiPriority="67" w:unhideWhenUsed="0"/>
-    <w:lsdException w:name="Medium Grid 2 Accent 3" w:semiHidden="0" w:uiPriority="68" w:unhideWhenUsed="0"/>
-    <w:lsdException w:name="Medium Grid 3 Accent 3" w:semiHidden="0" w:uiPriority="69" w:unhideWhenUsed="0"/>
-    <w:lsdException w:name="Dark List Accent 3" w:semiHidden="0" w:uiPriority="70" w:unhideWhenUsed="0"/>
-    <w:lsdException w:name="Colorful Shading Accent 3" w:semiHidden="0" w:uiPriority="71" w:unhideWhenUsed="0"/>
-    <w:lsdException w:name="Colorful List Accent 3" w:semiHidden="0" w:uiPriority="72" w:unhideWhenUsed="0"/>
-    <w:lsdException w:name="Colorful Grid Accent 3" w:semiHidden="0" w:uiPriority="73" w:unhideWhenUsed="0"/>
-    <w:lsdException w:name="Light Shading Accent 4" w:semiHidden="0" w:uiPriority="60" w:unhideWhenUsed="0"/>
-    <w:lsdException w:name="Light List Accent 4" w:semiHidden="0" w:uiPriority="61" w:unhideWhenUsed="0"/>
-    <w:lsdException w:name="Light Grid Accent 4" w:semiHidden="0" w:uiPriority="62" w:unhideWhenUsed="0"/>
-    <w:lsdException w:name="Medium Shading 1 Accent 4" w:semiHidden="0" w:uiPriority="63" w:unhideWhenUsed="0"/>
-    <w:lsdException w:name="Medium Shading 2 Accent 4" w:semiHidden="0" w:uiPriority="64" w:unhideWhenUsed="0"/>
-    <w:lsdException w:name="Medium List 1 Accent 4" w:semiHidden="0" w:uiPriority="65" w:unhideWhenUsed="0"/>
-    <w:lsdException w:name="Medium List 2 Accent 4" w:semiHidden="0" w:uiPriority="66" w:unhideWhenUsed="0"/>
-    <w:lsdException w:name="Medium Grid 1 Accent 4" w:semiHidden="0" w:uiPriority="67" w:unhideWhenUsed="0"/>
-    <w:lsdException w:name="Medium Grid 2 Accent 4" w:semiHidden="0" w:uiPriority="68" w:unhideWhenUsed="0"/>
-    <w:lsdException w:name="Medium Grid 3 Accent 4" w:semiHidden="0" w:uiPriority="69" w:unhideWhenUsed="0"/>
-    <w:lsdException w:name="Dark List Accent 4" w:semiHidden="0" w:uiPriority="70" w:unhideWhenUsed="0"/>
-    <w:lsdException w:name="Colorful Shading Accent 4" w:semiHidden="0" w:uiPriority="71" w:unhideWhenUsed="0"/>
-    <w:lsdException w:name="Colorful List Accent 4" w:semiHidden="0" w:uiPriority="72" w:unhideWhenUsed="0"/>
-    <w:lsdException w:name="Colorful Grid Accent 4" w:semiHidden="0" w:uiPriority="73" w:unhideWhenUsed="0"/>
-    <w:lsdException w:name="Light Shading Accent 5" w:semiHidden="0" w:uiPriority="60" w:unhideWhenUsed="0"/>
-    <w:lsdException w:name="Light List Accent 5" w:semiHidden="0" w:uiPriority="61" w:unhideWhenUsed="0"/>
-    <w:lsdException w:name="Light Grid Accent 5" w:semiHidden="0" w:uiPriority="62" w:unhideWhenUsed="0"/>
-    <w:lsdException w:name="Medium Shading 1 Accent 5" w:semiHidden="0" w:uiPriority="63" w:unhideWhenUsed="0"/>
-    <w:lsdException w:name="Medium Shading 2 Accent 5" w:semiHidden="0" w:uiPriority="64" w:unhideWhenUsed="0"/>
-    <w:lsdException w:name="Medium List 1 Accent 5" w:semiHidden="0" w:uiPriority="65" w:unhideWhenUsed="0"/>
-    <w:lsdException w:name="Medium List 2 Accent 5" w:semiHidden="0" w:uiPriority="66" w:unhideWhenUsed="0"/>
-    <w:lsdException w:name="Medium Grid 1 Accent 5" w:semiHidden="0" w:uiPriority="67" w:unhideWhenUsed="0"/>
-    <w:lsdException w:name="Medium Grid 2 Accent 5" w:semiHidden="0" w:uiPriority="68" w:unhideWhenUsed="0"/>
-    <w:lsdException w:name="Medium Grid 3 Accent 5" w:semiHidden="0" w:uiPriority="69" w:unhideWhenUsed="0"/>
-    <w:lsdException w:name="Dark List Accent 5" w:semiHidden="0" w:uiPriority="70" w:unhideWhenUsed="0"/>
-    <w:lsdException w:name="Colorful Shading Accent 5" w:semiHidden="0" w:uiPriority="71" w:unhideWhenUsed="0"/>
-    <w:lsdException w:name="Colorful List Accent 5" w:semiHidden="0" w:uiPriority="72" w:unhideWhenUsed="0"/>
-    <w:lsdException w:name="Colorful Grid Accent 5" w:semiHidden="0" w:uiPriority="73" w:unhideWhenUsed="0"/>
-    <w:lsdException w:name="Light Shading Accent 6" w:semiHidden="0" w:uiPriority="60" w:unhideWhenUsed="0"/>
-    <w:lsdException w:name="Light List Accent 6" w:semiHidden="0" w:uiPriority="61" w:unhideWhenUsed="0"/>
-    <w:lsdException w:name="Light Grid Accent 6" w:semiHidden="0" w:uiPriority="62" w:unhideWhenUsed="0"/>
-    <w:lsdException w:name="Medium Shading 1 Accent 6" w:semiHidden="0" w:uiPriority="63" w:unhideWhenUsed="0"/>
-    <w:lsdException w:name="Medium Shading 2 Accent 6" w:semiHidden="0" w:uiPriority="64" w:unhideWhenUsed="0"/>
-    <w:lsdException w:name="Medium List 1 Accent 6" w:semiHidden="0" w:uiPriority="65" w:unhideWhenUsed="0"/>
-    <w:lsdException w:name="Medium List 2 Accent 6" w:semiHidden="0" w:uiPriority="66" w:unhideWhenUsed="0"/>
-    <w:lsdException w:name="Medium Grid 1 Accent 6" w:semiHidden="0" w:uiPriority="67" w:unhideWhenUsed="0"/>
-    <w:lsdException w:name="Medium Grid 2 Accent 6" w:semiHidden="0" w:uiPriority="68" w:unhideWhenUsed="0"/>
-    <w:lsdException w:name="Medium Grid 3 Accent 6" w:semiHidden="0" w:uiPriority="69" w:unhideWhenUsed="0"/>
-    <w:lsdException w:name="Dark List Accent 6" w:semiHidden="0" w:uiPriority="70" w:unhideWhenUsed="0"/>
-    <w:lsdException w:name="Colorful Shading Accent 6" w:semiHidden="0" w:uiPriority="71" w:unhideWhenUsed="0"/>
-    <w:lsdException w:name="Colorful List Accent 6" w:semiHidden="0" w:uiPriority="72" w:unhideWhenUsed="0"/>
-    <w:lsdException w:name="Colorful Grid Accent 6" w:semiHidden="0" w:uiPriority="73" w:unhideWhenUsed="0"/>
-    <w:lsdException w:name="Subtle Emphasis" w:semiHidden="0" w:uiPriority="19" w:unhideWhenUsed="0" w:qFormat="1"/>
-    <w:lsdException w:name="Intense Emphasis" w:semiHidden="0" w:uiPriority="21" w:unhideWhenUsed="0" w:qFormat="1"/>
-    <w:lsdException w:name="Subtle Reference" w:semiHidden="0" w:uiPriority="31" w:unhideWhenUsed="0" w:qFormat="1"/>
-    <w:lsdException w:name="Intense Reference" w:semiHidden="0" w:uiPriority="32" w:unhideWhenUsed="0" w:qFormat="1"/>
-    <w:lsdException w:name="Book Title" w:semiHidden="0" w:uiPriority="33" w:unhideWhenUsed="0" w:qFormat="1"/>
-    <w:lsdException w:name="Bibliography" w:uiPriority="37"/>
-    <w:lsdException w:name="TOC Heading" w:uiPriority="39" w:qFormat="1"/>
+  <w:latentStyles w:defLockedState="0" w:defUIPriority="99" w:defSemiHidden="0" w:defUnhideWhenUsed="0" w:defQFormat="0" w:count="376">
+    <w:lsdException w:name="Normal" w:uiPriority="0" w:qFormat="1"/>
+    <w:lsdException w:name="heading 1" w:uiPriority="9" w:qFormat="1"/>
+    <w:lsdException w:name="heading 2" w:semiHidden="1" w:uiPriority="9" w:unhideWhenUsed="1" w:qFormat="1"/>
+    <w:lsdException w:name="heading 3" w:semiHidden="1" w:uiPriority="9" w:unhideWhenUsed="1" w:qFormat="1"/>
+    <w:lsdException w:name="heading 4" w:semiHidden="1" w:uiPriority="9" w:unhideWhenUsed="1" w:qFormat="1"/>
+    <w:lsdException w:name="heading 5" w:semiHidden="1" w:uiPriority="9" w:unhideWhenUsed="1" w:qFormat="1"/>
+    <w:lsdException w:name="heading 6" w:semiHidden="1" w:uiPriority="9" w:unhideWhenUsed="1" w:qFormat="1"/>
+    <w:lsdException w:name="heading 7" w:semiHidden="1" w:uiPriority="9" w:unhideWhenUsed="1" w:qFormat="1"/>
+    <w:lsdException w:name="heading 8" w:semiHidden="1" w:uiPriority="9" w:unhideWhenUsed="1" w:qFormat="1"/>
+    <w:lsdException w:name="heading 9" w:semiHidden="1" w:uiPriority="9" w:unhideWhenUsed="1" w:qFormat="1"/>
+    <w:lsdException w:name="index 1" w:semiHidden="1" w:unhideWhenUsed="1"/>
+    <w:lsdException w:name="index 2" w:semiHidden="1" w:unhideWhenUsed="1"/>
+    <w:lsdException w:name="index 3" w:semiHidden="1" w:unhideWhenUsed="1"/>
+    <w:lsdException w:name="index 4" w:semiHidden="1" w:unhideWhenUsed="1"/>
+    <w:lsdException w:name="index 5" w:semiHidden="1" w:unhideWhenUsed="1"/>
+    <w:lsdException w:name="index 6" w:semiHidden="1" w:unhideWhenUsed="1"/>
+    <w:lsdException w:name="index 7" w:semiHidden="1" w:unhideWhenUsed="1"/>
+    <w:lsdException w:name="index 8" w:semiHidden="1" w:unhideWhenUsed="1"/>
+    <w:lsdException w:name="index 9" w:semiHidden="1" w:unhideWhenUsed="1"/>
+    <w:lsdException w:name="toc 1" w:semiHidden="1" w:uiPriority="39" w:unhideWhenUsed="1"/>
+    <w:lsdException w:name="toc 2" w:semiHidden="1" w:uiPriority="39" w:unhideWhenUsed="1"/>
+    <w:lsdException w:name="toc 3" w:semiHidden="1" w:uiPriority="39" w:unhideWhenUsed="1"/>
+    <w:lsdException w:name="toc 4" w:semiHidden="1" w:uiPriority="39" w:unhideWhenUsed="1"/>
+    <w:lsdException w:name="toc 5" w:semiHidden="1" w:uiPriority="39" w:unhideWhenUsed="1"/>
+    <w:lsdException w:name="toc 6" w:semiHidden="1" w:uiPriority="39" w:unhideWhenUsed="1"/>
+    <w:lsdException w:name="toc 7" w:semiHidden="1" w:uiPriority="39" w:unhideWhenUsed="1"/>
+    <w:lsdException w:name="toc 8" w:semiHidden="1" w:uiPriority="39" w:unhideWhenUsed="1"/>
+    <w:lsdException w:name="toc 9" w:semiHidden="1" w:uiPriority="39" w:unhideWhenUsed="1"/>
+    <w:lsdException w:name="Normal Indent" w:semiHidden="1" w:unhideWhenUsed="1"/>
+    <w:lsdException w:name="footnote text" w:semiHidden="1" w:unhideWhenUsed="1"/>
+    <w:lsdException w:name="annotation text" w:semiHidden="1" w:unhideWhenUsed="1"/>
+    <w:lsdException w:name="header" w:semiHidden="1" w:unhideWhenUsed="1"/>
+    <w:lsdException w:name="footer" w:semiHidden="1" w:unhideWhenUsed="1"/>
+    <w:lsdException w:name="index heading" w:semiHidden="1" w:unhideWhenUsed="1"/>
+    <w:lsdException w:name="caption" w:semiHidden="1" w:uiPriority="35" w:unhideWhenUsed="1" w:qFormat="1"/>
+    <w:lsdException w:name="table of figures" w:semiHidden="1" w:unhideWhenUsed="1"/>
+    <w:lsdException w:name="envelope address" w:semiHidden="1" w:unhideWhenUsed="1"/>
+    <w:lsdException w:name="envelope return" w:semiHidden="1" w:unhideWhenUsed="1"/>
+    <w:lsdException w:name="footnote reference" w:semiHidden="1" w:unhideWhenUsed="1"/>
+    <w:lsdException w:name="annotation reference" w:semiHidden="1" w:unhideWhenUsed="1"/>
+    <w:lsdException w:name="line number" w:semiHidden="1" w:unhideWhenUsed="1"/>
+    <w:lsdException w:name="page number" w:semiHidden="1" w:unhideWhenUsed="1"/>
+    <w:lsdException w:name="endnote reference" w:semiHidden="1" w:unhideWhenUsed="1"/>
+    <w:lsdException w:name="endnote text" w:semiHidden="1" w:unhideWhenUsed="1"/>
+    <w:lsdException w:name="table of authorities" w:semiHidden="1" w:unhideWhenUsed="1"/>
+    <w:lsdException w:name="macro" w:semiHidden="1" w:unhideWhenUsed="1"/>
+    <w:lsdException w:name="toa heading" w:semiHidden="1" w:unhideWhenUsed="1"/>
+    <w:lsdException w:name="List" w:semiHidden="1" w:unhideWhenUsed="1"/>
+    <w:lsdException w:name="List Bullet" w:semiHidden="1" w:unhideWhenUsed="1"/>
+    <w:lsdException w:name="List Number" w:semiHidden="1" w:unhideWhenUsed="1"/>
+    <w:lsdException w:name="List 2" w:semiHidden="1" w:unhideWhenUsed="1"/>
+    <w:lsdException w:name="List 3" w:semiHidden="1" w:unhideWhenUsed="1"/>
+    <w:lsdException w:name="List 4" w:semiHidden="1" w:unhideWhenUsed="1"/>
+    <w:lsdException w:name="List 5" w:semiHidden="1" w:unhideWhenUsed="1"/>
+    <w:lsdException w:name="List Bullet 2" w:semiHidden="1" w:unhideWhenUsed="1"/>
+    <w:lsdException w:name="List Bullet 3" w:semiHidden="1" w:unhideWhenUsed="1"/>
+    <w:lsdException w:name="List Bullet 4" w:semiHidden="1" w:unhideWhenUsed="1"/>
+    <w:lsdException w:name="List Bullet 5" w:semiHidden="1" w:unhideWhenUsed="1"/>
+    <w:lsdException w:name="List Number 2" w:semiHidden="1" w:unhideWhenUsed="1"/>
+    <w:lsdException w:name="List Number 3" w:semiHidden="1" w:unhideWhenUsed="1"/>
+    <w:lsdException w:name="List Number 4" w:semiHidden="1" w:unhideWhenUsed="1"/>
+    <w:lsdException w:name="List Number 5" w:semiHidden="1" w:unhideWhenUsed="1"/>
+    <w:lsdException w:name="Title" w:uiPriority="10" w:qFormat="1"/>
+    <w:lsdException w:name="Closing" w:semiHidden="1" w:unhideWhenUsed="1"/>
+    <w:lsdException w:name="Signature" w:semiHidden="1" w:unhideWhenUsed="1"/>
+    <w:lsdException w:name="Default Paragraph Font" w:semiHidden="1" w:uiPriority="1" w:unhideWhenUsed="1"/>
+    <w:lsdException w:name="Body Text" w:semiHidden="1" w:unhideWhenUsed="1"/>
+    <w:lsdException w:name="Body Text Indent" w:semiHidden="1" w:unhideWhenUsed="1"/>
+    <w:lsdException w:name="List Continue" w:semiHidden="1" w:unhideWhenUsed="1"/>
+    <w:lsdException w:name="List Continue 2" w:semiHidden="1" w:unhideWhenUsed="1"/>
+    <w:lsdException w:name="List Continue 3" w:semiHidden="1" w:unhideWhenUsed="1"/>
+    <w:lsdException w:name="List Continue 4" w:semiHidden="1" w:unhideWhenUsed="1"/>
+    <w:lsdException w:name="List Continue 5" w:semiHidden="1" w:unhideWhenUsed="1"/>
+    <w:lsdException w:name="Message Header" w:semiHidden="1" w:unhideWhenUsed="1"/>
+    <w:lsdException w:name="Subtitle" w:uiPriority="11" w:qFormat="1"/>
+    <w:lsdException w:name="Salutation" w:semiHidden="1" w:unhideWhenUsed="1"/>
+    <w:lsdException w:name="Date" w:semiHidden="1" w:unhideWhenUsed="1"/>
+    <w:lsdException w:name="Body Text First Indent" w:semiHidden="1" w:unhideWhenUsed="1"/>
+    <w:lsdException w:name="Body Text First Indent 2" w:semiHidden="1" w:unhideWhenUsed="1"/>
+    <w:lsdException w:name="Note Heading" w:semiHidden="1" w:unhideWhenUsed="1"/>
+    <w:lsdException w:name="Body Text 2" w:semiHidden="1" w:unhideWhenUsed="1"/>
+    <w:lsdException w:name="Body Text 3" w:semiHidden="1" w:unhideWhenUsed="1"/>
+    <w:lsdException w:name="Body Text Indent 2" w:semiHidden="1" w:unhideWhenUsed="1"/>
+    <w:lsdException w:name="Body Text Indent 3" w:semiHidden="1" w:unhideWhenUsed="1"/>
+    <w:lsdException w:name="Block Text" w:semiHidden="1" w:unhideWhenUsed="1"/>
+    <w:lsdException w:name="Hyperlink" w:semiHidden="1" w:unhideWhenUsed="1"/>
+    <w:lsdException w:name="FollowedHyperlink" w:semiHidden="1" w:unhideWhenUsed="1"/>
+    <w:lsdException w:name="Strong" w:uiPriority="22" w:qFormat="1"/>
+    <w:lsdException w:name="Emphasis" w:uiPriority="20" w:qFormat="1"/>
+    <w:lsdException w:name="Document Map" w:semiHidden="1" w:unhideWhenUsed="1"/>
+    <w:lsdException w:name="Plain Text" w:semiHidden="1" w:unhideWhenUsed="1"/>
+    <w:lsdException w:name="E-mail Signature" w:semiHidden="1" w:unhideWhenUsed="1"/>
+    <w:lsdException w:name="HTML Top of Form" w:semiHidden="1" w:unhideWhenUsed="1"/>
+    <w:lsdException w:name="HTML Bottom of Form" w:semiHidden="1" w:unhideWhenUsed="1"/>
+    <w:lsdException w:name="Normal (Web)" w:semiHidden="1" w:unhideWhenUsed="1"/>
+    <w:lsdException w:name="HTML Acronym" w:semiHidden="1" w:unhideWhenUsed="1"/>
+    <w:lsdException w:name="HTML Address" w:semiHidden="1" w:unhideWhenUsed="1"/>
+    <w:lsdException w:name="HTML Cite" w:semiHidden="1" w:unhideWhenUsed="1"/>
+    <w:lsdException w:name="HTML Code" w:semiHidden="1" w:unhideWhenUsed="1"/>
+    <w:lsdException w:name="HTML Definition" w:semiHidden="1" w:unhideWhenUsed="1"/>
+    <w:lsdException w:name="HTML Keyboard" w:semiHidden="1" w:unhideWhenUsed="1"/>
+    <w:lsdException w:name="HTML Preformatted" w:semiHidden="1" w:unhideWhenUsed="1"/>
+    <w:lsdException w:name="HTML Sample" w:semiHidden="1" w:unhideWhenUsed="1"/>
+    <w:lsdException w:name="HTML Typewriter" w:semiHidden="1" w:unhideWhenUsed="1"/>
+    <w:lsdException w:name="HTML Variable" w:semiHidden="1" w:unhideWhenUsed="1"/>
+    <w:lsdException w:name="Normal Table" w:semiHidden="1" w:unhideWhenUsed="1"/>
+    <w:lsdException w:name="annotation subject" w:semiHidden="1" w:unhideWhenUsed="1"/>
+    <w:lsdException w:name="No List" w:semiHidden="1" w:unhideWhenUsed="1"/>
+    <w:lsdException w:name="Outline List 1" w:semiHidden="1" w:unhideWhenUsed="1"/>
+    <w:lsdException w:name="Outline List 2" w:semiHidden="1" w:unhideWhenUsed="1"/>
+    <w:lsdException w:name="Outline List 3" w:semiHidden="1" w:unhideWhenUsed="1"/>
+    <w:lsdException w:name="Table Simple 1" w:semiHidden="1" w:unhideWhenUsed="1"/>
+    <w:lsdException w:name="Table Simple 2" w:semiHidden="1" w:unhideWhenUsed="1"/>
+    <w:lsdException w:name="Table Simple 3" w:semiHidden="1" w:unhideWhenUsed="1"/>
+    <w:lsdException w:name="Table Classic 1" w:semiHidden="1" w:unhideWhenUsed="1"/>
+    <w:lsdException w:name="Table Classic 2" w:semiHidden="1" w:unhideWhenUsed="1"/>
+    <w:lsdException w:name="Table Classic 3" w:semiHidden="1" w:unhideWhenUsed="1"/>
+    <w:lsdException w:name="Table Classic 4" w:semiHidden="1" w:unhideWhenUsed="1"/>
+    <w:lsdException w:name="Table Colorful 1" w:semiHidden="1" w:unhideWhenUsed="1"/>
+    <w:lsdException w:name="Table Colorful 2" w:semiHidden="1" w:unhideWhenUsed="1"/>
+    <w:lsdException w:name="Table Colorful 3" w:semiHidden="1" w:unhideWhenUsed="1"/>
+    <w:lsdException w:name="Table Columns 1" w:semiHidden="1" w:unhideWhenUsed="1"/>
+    <w:lsdException w:name="Table Columns 2" w:semiHidden="1" w:unhideWhenUsed="1"/>
+    <w:lsdException w:name="Table Columns 3" w:semiHidden="1" w:unhideWhenUsed="1"/>
+    <w:lsdException w:name="Table Columns 4" w:semiHidden="1" w:unhideWhenUsed="1"/>
+    <w:lsdException w:name="Table Columns 5" w:semiHidden="1" w:unhideWhenUsed="1"/>
+    <w:lsdException w:name="Table Grid 1" w:semiHidden="1" w:unhideWhenUsed="1"/>
+    <w:lsdException w:name="Table Grid 2" w:semiHidden="1" w:unhideWhenUsed="1"/>
+    <w:lsdException w:name="Table Grid 3" w:semiHidden="1" w:unhideWhenUsed="1"/>
+    <w:lsdException w:name="Table Grid 4" w:semiHidden="1" w:unhideWhenUsed="1"/>
+    <w:lsdException w:name="Table Grid 5" w:semiHidden="1" w:unhideWhenUsed="1"/>
+    <w:lsdException w:name="Table Grid 6" w:semiHidden="1" w:unhideWhenUsed="1"/>
+    <w:lsdException w:name="Table Grid 7" w:semiHidden="1" w:unhideWhenUsed="1"/>
+    <w:lsdException w:name="Table Grid 8" w:semiHidden="1" w:unhideWhenUsed="1"/>
+    <w:lsdException w:name="Table List 1" w:semiHidden="1" w:unhideWhenUsed="1"/>
+    <w:lsdException w:name="Table List 2" w:semiHidden="1" w:unhideWhenUsed="1"/>
+    <w:lsdException w:name="Table List 3" w:semiHidden="1" w:unhideWhenUsed="1"/>
+    <w:lsdException w:name="Table List 4" w:semiHidden="1" w:unhideWhenUsed="1"/>
+    <w:lsdException w:name="Table List 5" w:semiHidden="1" w:unhideWhenUsed="1"/>
+    <w:lsdException w:name="Table List 6" w:semiHidden="1" w:unhideWhenUsed="1"/>
+    <w:lsdException w:name="Table List 7" w:semiHidden="1" w:unhideWhenUsed="1"/>
+    <w:lsdException w:name="Table List 8" w:semiHidden="1" w:unhideWhenUsed="1"/>
+    <w:lsdException w:name="Table 3D effects 1" w:semiHidden="1" w:unhideWhenUsed="1"/>
+    <w:lsdException w:name="Table 3D effects 2" w:semiHidden="1" w:unhideWhenUsed="1"/>
+    <w:lsdException w:name="Table 3D effects 3" w:semiHidden="1" w:unhideWhenUsed="1"/>
+    <w:lsdException w:name="Table Contemporary" w:semiHidden="1" w:unhideWhenUsed="1"/>
+    <w:lsdException w:name="Table Elegant" w:semiHidden="1" w:unhideWhenUsed="1"/>
+    <w:lsdException w:name="Table Professional" w:semiHidden="1" w:unhideWhenUsed="1"/>
+    <w:lsdException w:name="Table Subtle 1" w:semiHidden="1" w:unhideWhenUsed="1"/>
+    <w:lsdException w:name="Table Subtle 2" w:semiHidden="1" w:unhideWhenUsed="1"/>
+    <w:lsdException w:name="Table Web 1" w:semiHidden="1" w:unhideWhenUsed="1"/>
+    <w:lsdException w:name="Table Web 2" w:semiHidden="1" w:unhideWhenUsed="1"/>
+    <w:lsdException w:name="Table Web 3" w:semiHidden="1" w:unhideWhenUsed="1"/>
+    <w:lsdException w:name="Balloon Text" w:semiHidden="1" w:unhideWhenUsed="1"/>
+    <w:lsdException w:name="Table Grid" w:uiPriority="59"/>
+    <w:lsdException w:name="Table Theme" w:semiHidden="1" w:unhideWhenUsed="1"/>
+    <w:lsdException w:name="Placeholder Text" w:semiHidden="1"/>
+    <w:lsdException w:name="No Spacing" w:uiPriority="1" w:qFormat="1"/>
+    <w:lsdException w:name="Light Shading" w:uiPriority="60"/>
+    <w:lsdException w:name="Light List" w:uiPriority="61"/>
+    <w:lsdException w:name="Light Grid" w:uiPriority="62"/>
+    <w:lsdException w:name="Medium Shading 1" w:uiPriority="63"/>
+    <w:lsdException w:name="Medium Shading 2" w:uiPriority="64"/>
+    <w:lsdException w:name="Medium List 1" w:uiPriority="65"/>
+    <w:lsdException w:name="Medium List 2" w:uiPriority="66"/>
+    <w:lsdException w:name="Medium Grid 1" w:uiPriority="67"/>
+    <w:lsdException w:name="Medium Grid 2" w:uiPriority="68"/>
+    <w:lsdException w:name="Medium Grid 3" w:uiPriority="69"/>
+    <w:lsdException w:name="Dark List" w:uiPriority="70"/>
+    <w:lsdException w:name="Colorful Shading" w:uiPriority="71"/>
+    <w:lsdException w:name="Colorful List" w:uiPriority="72"/>
+    <w:lsdException w:name="Colorful Grid" w:uiPriority="73"/>
+    <w:lsdException w:name="Light Shading Accent 1" w:uiPriority="60"/>
+    <w:lsdException w:name="Light List Accent 1" w:uiPriority="61"/>
+    <w:lsdException w:name="Light Grid Accent 1" w:uiPriority="62"/>
+    <w:lsdException w:name="Medium Shading 1 Accent 1" w:uiPriority="63"/>
+    <w:lsdException w:name="Medium Shading 2 Accent 1" w:uiPriority="64"/>
+    <w:lsdException w:name="Medium List 1 Accent 1" w:uiPriority="65"/>
+    <w:lsdException w:name="Revision" w:semiHidden="1"/>
+    <w:lsdException w:name="List Paragraph" w:uiPriority="34" w:qFormat="1"/>
+    <w:lsdException w:name="Quote" w:uiPriority="29" w:qFormat="1"/>
+    <w:lsdException w:name="Intense Quote" w:uiPriority="30" w:qFormat="1"/>
+    <w:lsdException w:name="Medium List 2 Accent 1" w:uiPriority="66"/>
+    <w:lsdException w:name="Medium Grid 1 Accent 1" w:uiPriority="67"/>
+    <w:lsdException w:name="Medium Grid 2 Accent 1" w:uiPriority="68"/>
+    <w:lsdException w:name="Medium Grid 3 Accent 1" w:uiPriority="69"/>
+    <w:lsdException w:name="Dark List Accent 1" w:uiPriority="70"/>
+    <w:lsdException w:name="Colorful Shading Accent 1" w:uiPriority="71"/>
+    <w:lsdException w:name="Colorful List Accent 1" w:uiPriority="72"/>
+    <w:lsdException w:name="Colorful Grid Accent 1" w:uiPriority="73"/>
+    <w:lsdException w:name="Light Shading Accent 2" w:uiPriority="60"/>
+    <w:lsdException w:name="Light List Accent 2" w:uiPriority="61"/>
+    <w:lsdException w:name="Light Grid Accent 2" w:uiPriority="62"/>
+    <w:lsdException w:name="Medium Shading 1 Accent 2" w:uiPriority="63"/>
+    <w:lsdException w:name="Medium Shading 2 Accent 2" w:uiPriority="64"/>
+    <w:lsdException w:name="Medium List 1 Accent 2" w:uiPriority="65"/>
+    <w:lsdException w:name="Medium List 2 Accent 2" w:uiPriority="66"/>
+    <w:lsdException w:name="Medium Grid 1 Accent 2" w:uiPriority="67"/>
+    <w:lsdException w:name="Medium Grid 2 Accent 2" w:uiPriority="68"/>
+    <w:lsdException w:name="Medium Grid 3 Accent 2" w:uiPriority="69"/>
+    <w:lsdException w:name="Dark List Accent 2" w:uiPriority="70"/>
+    <w:lsdException w:name="Colorful Shading Accent 2" w:uiPriority="71"/>
+    <w:lsdException w:name="Colorful List Accent 2" w:uiPriority="72"/>
+    <w:lsdException w:name="Colorful Grid Accent 2" w:uiPriority="73"/>
+    <w:lsdException w:name="Light Shading Accent 3" w:uiPriority="60"/>
+    <w:lsdException w:name="Light List Accent 3" w:uiPriority="61"/>
+    <w:lsdException w:name="Light Grid Accent 3" w:uiPriority="62"/>
+    <w:lsdException w:name="Medium Shading 1 Accent 3" w:uiPriority="63"/>
+    <w:lsdException w:name="Medium Shading 2 Accent 3" w:uiPriority="64"/>
+    <w:lsdException w:name="Medium List 1 Accent 3" w:uiPriority="65"/>
+    <w:lsdException w:name="Medium List 2 Accent 3" w:uiPriority="66"/>
+    <w:lsdException w:name="Medium Grid 1 Accent 3" w:uiPriority="67"/>
+    <w:lsdException w:name="Medium Grid 2 Accent 3" w:uiPriority="68"/>
+    <w:lsdException w:name="Medium Grid 3 Accent 3" w:uiPriority="69"/>
+    <w:lsdException w:name="Dark List Accent 3" w:uiPriority="70"/>
+    <w:lsdException w:name="Colorful Shading Accent 3" w:uiPriority="71"/>
+    <w:lsdException w:name="Colorful List Accent 3" w:uiPriority="72"/>
+    <w:lsdException w:name="Colorful Grid Accent 3" w:uiPriority="73"/>
+    <w:lsdException w:name="Light Shading Accent 4" w:uiPriority="60"/>
+    <w:lsdException w:name="Light List Accent 4" w:uiPriority="61"/>
+    <w:lsdException w:name="Light Grid Accent 4" w:uiPriority="62"/>
+    <w:lsdException w:name="Medium Shading 1 Accent 4" w:uiPriority="63"/>
+    <w:lsdException w:name="Medium Shading 2 Accent 4" w:uiPriority="64"/>
+    <w:lsdException w:name="Medium List 1 Accent 4" w:uiPriority="65"/>
+    <w:lsdException w:name="Medium List 2 Accent 4" w:uiPriority="66"/>
+    <w:lsdException w:name="Medium Grid 1 Accent 4" w:uiPriority="67"/>
+    <w:lsdException w:name="Medium Grid 2 Accent 4" w:uiPriority="68"/>
+    <w:lsdException w:name="Medium Grid 3 Accent 4" w:uiPriority="69"/>
+    <w:lsdException w:name="Dark List Accent 4" w:uiPriority="70"/>
+    <w:lsdException w:name="Colorful Shading Accent 4" w:uiPriority="71"/>
+    <w:lsdException w:name="Colorful List Accent 4" w:uiPriority="72"/>
+    <w:lsdException w:name="Colorful Grid Accent 4" w:uiPriority="73"/>
+    <w:lsdException w:name="Light Shading Accent 5" w:uiPriority="60"/>
+    <w:lsdException w:name="Light List Accent 5" w:uiPriority="61"/>
+    <w:lsdException w:name="Light Grid Accent 5" w:uiPriority="62"/>
+    <w:lsdException w:name="Medium Shading 1 Accent 5" w:uiPriority="63"/>
+    <w:lsdException w:name="Medium Shading 2 Accent 5" w:uiPriority="64"/>
+    <w:lsdException w:name="Medium List 1 Accent 5" w:uiPriority="65"/>
+    <w:lsdException w:name="Medium List 2 Accent 5" w:uiPriority="66"/>
+    <w:lsdException w:name="Medium Grid 1 Accent 5" w:uiPriority="67"/>
+    <w:lsdException w:name="Medium Grid 2 Accent 5" w:uiPriority="68"/>
+    <w:lsdException w:name="Medium Grid 3 Accent 5" w:uiPriority="69"/>
+    <w:lsdException w:name="Dark List Accent 5" w:uiPriority="70"/>
+    <w:lsdException w:name="Colorful Shading Accent 5" w:uiPriority="71"/>
+    <w:lsdException w:name="Colorful List Accent 5" w:uiPriority="72"/>
+    <w:lsdException w:name="Colorful Grid Accent 5" w:uiPriority="73"/>
+    <w:lsdException w:name="Light Shading Accent 6" w:uiPriority="60"/>
+    <w:lsdException w:name="Light List Accent 6" w:uiPriority="61"/>
+    <w:lsdException w:name="Light Grid Accent 6" w:uiPriority="62"/>
+    <w:lsdException w:name="Medium Shading 1 Accent 6" w:uiPriority="63"/>
+    <w:lsdException w:name="Medium Shading 2 Accent 6" w:uiPriority="64"/>
+    <w:lsdException w:name="Medium List 1 Accent 6" w:uiPriority="65"/>
+    <w:lsdException w:name="Medium List 2 Accent 6" w:uiPriority="66"/>
+    <w:lsdException w:name="Medium Grid 1 Accent 6" w:uiPriority="67"/>
+    <w:lsdException w:name="Medium Grid 2 Accent 6" w:uiPriority="68"/>
+    <w:lsdException w:name="Medium Grid 3 Accent 6" w:uiPriority="69"/>
+    <w:lsdException w:name="Dark List Accent 6" w:uiPriority="70"/>
+    <w:lsdException w:name="Colorful Shading Accent 6" w:uiPriority="71"/>
+    <w:lsdException w:name="Colorful List Accent 6" w:uiPriority="72"/>
+    <w:lsdException w:name="Colorful Grid Accent 6" w:uiPriority="73"/>
+    <w:lsdException w:name="Subtle Emphasis" w:uiPriority="19" w:qFormat="1"/>
+    <w:lsdException w:name="Intense Emphasis" w:uiPriority="21" w:qFormat="1"/>
+    <w:lsdException w:name="Subtle Reference" w:uiPriority="31" w:qFormat="1"/>
+    <w:lsdException w:name="Intense Reference" w:uiPriority="32" w:qFormat="1"/>
+    <w:lsdException w:name="Book Title" w:uiPriority="33" w:qFormat="1"/>
+    <w:lsdException w:name="Bibliography" w:semiHidden="1" w:uiPriority="37" w:unhideWhenUsed="1"/>
+    <w:lsdException w:name="TOC Heading" w:semiHidden="1" w:uiPriority="39" w:unhideWhenUsed="1" w:qFormat="1"/>
+    <w:lsdException w:name="Plain Table 1" w:uiPriority="41"/>
+    <w:lsdException w:name="Plain Table 2" w:uiPriority="42"/>
+    <w:lsdException w:name="Plain Table 3" w:uiPriority="43"/>
+    <w:lsdException w:name="Plain Table 4" w:uiPriority="44"/>
+    <w:lsdException w:name="Plain Table 5" w:uiPriority="45"/>
+    <w:lsdException w:name="Grid Table Light" w:uiPriority="40"/>
+    <w:lsdException w:name="Grid Table 1 Light" w:uiPriority="46"/>
+    <w:lsdException w:name="Grid Table 2" w:uiPriority="47"/>
+    <w:lsdException w:name="Grid Table 3" w:uiPriority="48"/>
+    <w:lsdException w:name="Grid Table 4" w:uiPriority="49"/>
+    <w:lsdException w:name="Grid Table 5 Dark" w:uiPriority="50"/>
+    <w:lsdException w:name="Grid Table 6 Colorful" w:uiPriority="51"/>
+    <w:lsdException w:name="Grid Table 7 Colorful" w:uiPriority="52"/>
+    <w:lsdException w:name="Grid Table 1 Light Accent 1" w:uiPriority="46"/>
+    <w:lsdException w:name="Grid Table 2 Accent 1" w:uiPriority="47"/>
+    <w:lsdException w:name="Grid Table 3 Accent 1" w:uiPriority="48"/>
+    <w:lsdException w:name="Grid Table 4 Accent 1" w:uiPriority="49"/>
+    <w:lsdException w:name="Grid Table 5 Dark Accent 1" w:uiPriority="50"/>
+    <w:lsdException w:name="Grid Table 6 Colorful Accent 1" w:uiPriority="51"/>
+    <w:lsdException w:name="Grid Table 7 Colorful Accent 1" w:uiPriority="52"/>
+    <w:lsdException w:name="Grid Table 1 Light Accent 2" w:uiPriority="46"/>
+    <w:lsdException w:name="Grid Table 2 Accent 2" w:uiPriority="47"/>
+    <w:lsdException w:name="Grid Table 3 Accent 2" w:uiPriority="48"/>
+    <w:lsdException w:name="Grid Table 4 Accent 2" w:uiPriority="49"/>
+    <w:lsdException w:name="Grid Table 5 Dark Accent 2" w:uiPriority="50"/>
+    <w:lsdException w:name="Grid Table 6 Colorful Accent 2" w:uiPriority="51"/>
+    <w:lsdException w:name="Grid Table 7 Colorful Accent 2" w:uiPriority="52"/>
+    <w:lsdException w:name="Grid Table 1 Light Accent 3" w:uiPriority="46"/>
+    <w:lsdException w:name="Grid Table 2 Accent 3" w:uiPriority="47"/>
+    <w:lsdException w:name="Grid Table 3 Accent 3" w:uiPriority="48"/>
+    <w:lsdException w:name="Grid Table 4 Accent 3" w:uiPriority="49"/>
+    <w:lsdException w:name="Grid Table 5 Dark Accent 3" w:uiPriority="50"/>
+    <w:lsdException w:name="Grid Table 6 Colorful Accent 3" w:uiPriority="51"/>
+    <w:lsdException w:name="Grid Table 7 Colorful Accent 3" w:uiPriority="52"/>
+    <w:lsdException w:name="Grid Table 1 Light Accent 4" w:uiPriority="46"/>
+    <w:lsdException w:name="Grid Table 2 Accent 4" w:uiPriority="47"/>
+    <w:lsdException w:name="Grid Table 3 Accent 4" w:uiPriority="48"/>
+    <w:lsdException w:name="Grid Table 4 Accent 4" w:uiPriority="49"/>
+    <w:lsdException w:name="Grid Table 5 Dark Accent 4" w:uiPriority="50"/>
+    <w:lsdException w:name="Grid Table 6 Colorful Accent 4" w:uiPriority="51"/>
+    <w:lsdException w:name="Grid Table 7 Colorful Accent 4" w:uiPriority="52"/>
+    <w:lsdException w:name="Grid Table 1 Light Accent 5" w:uiPriority="46"/>
+    <w:lsdException w:name="Grid Table 2 Accent 5" w:uiPriority="47"/>
+    <w:lsdException w:name="Grid Table 3 Accent 5" w:uiPriority="48"/>
+    <w:lsdException w:name="Grid Table 4 Accent 5" w:uiPriority="49"/>
+    <w:lsdException w:name="Grid Table 5 Dark Accent 5" w:uiPriority="50"/>
+    <w:lsdException w:name="Grid Table 6 Colorful Accent 5" w:uiPriority="51"/>
+    <w:lsdException w:name="Grid Table 7 Colorful Accent 5" w:uiPriority="52"/>
+    <w:lsdException w:name="Grid Table 1 Light Accent 6" w:uiPriority="46"/>
+    <w:lsdException w:name="Grid Table 2 Accent 6" w:uiPriority="47"/>
+    <w:lsdException w:name="Grid Table 3 Accent 6" w:uiPriority="48"/>
+    <w:lsdException w:name="Grid Table 4 Accent 6" w:uiPriority="49"/>
+    <w:lsdException w:name="Grid Table 5 Dark Accent 6" w:uiPriority="50"/>
+    <w:lsdException w:name="Grid Table 6 Colorful Accent 6" w:uiPriority="51"/>
+    <w:lsdException w:name="Grid Table 7 Colorful Accent 6" w:uiPriority="52"/>
+    <w:lsdException w:name="List Table 1 Light" w:uiPriority="46"/>
+    <w:lsdException w:name="List Table 2" w:uiPriority="47"/>
+    <w:lsdException w:name="List Table 3" w:uiPriority="48"/>
+    <w:lsdException w:name="List Table 4" w:uiPriority="49"/>
+    <w:lsdException w:name="List Table 5 Dark" w:uiPriority="50"/>
+    <w:lsdException w:name="List Table 6 Colorful" w:uiPriority="51"/>
+    <w:lsdException w:name="List Table 7 Colorful" w:uiPriority="52"/>
+    <w:lsdException w:name="List Table 1 Light Accent 1" w:uiPriority="46"/>
+    <w:lsdException w:name="List Table 2 Accent 1" w:uiPriority="47"/>
+    <w:lsdException w:name="List Table 3 Accent 1" w:uiPriority="48"/>
+    <w:lsdException w:name="List Table 4 Accent 1" w:uiPriority="49"/>
+    <w:lsdException w:name="List Table 5 Dark Accent 1" w:uiPriority="50"/>
+    <w:lsdException w:name="List Table 6 Colorful Accent 1" w:uiPriority="51"/>
+    <w:lsdException w:name="List Table 7 Colorful Accent 1" w:uiPriority="52"/>
+    <w:lsdException w:name="List Table 1 Light Accent 2" w:uiPriority="46"/>
+    <w:lsdException w:name="List Table 2 Accent 2" w:uiPriority="47"/>
+    <w:lsdException w:name="List Table 3 Accent 2" w:uiPriority="48"/>
+    <w:lsdException w:name="List Table 4 Accent 2" w:uiPriority="49"/>
+    <w:lsdException w:name="List Table 5 Dark Accent 2" w:uiPriority="50"/>
+    <w:lsdException w:name="List Table 6 Colorful Accent 2" w:uiPriority="51"/>
+    <w:lsdException w:name="List Table 7 Colorful Accent 2" w:uiPriority="52"/>
+    <w:lsdException w:name="List Table 1 Light Accent 3" w:uiPriority="46"/>
+    <w:lsdException w:name="List Table 2 Accent 3" w:uiPriority="47"/>
+    <w:lsdException w:name="List Table 3 Accent 3" w:uiPriority="48"/>
+    <w:lsdException w:name="List Table 4 Accent 3" w:uiPriority="49"/>
+    <w:lsdException w:name="List Table 5 Dark Accent 3" w:uiPriority="50"/>
+    <w:lsdException w:name="List Table 6 Colorful Accent 3" w:uiPriority="51"/>
+    <w:lsdException w:name="List Table 7 Colorful Accent 3" w:uiPriority="52"/>
+    <w:lsdException w:name="List Table 1 Light Accent 4" w:uiPriority="46"/>
+    <w:lsdException w:name="List Table 2 Accent 4" w:uiPriority="47"/>
+    <w:lsdException w:name="List Table 3 Accent 4" w:uiPriority="48"/>
+    <w:lsdException w:name="List Table 4 Accent 4" w:uiPriority="49"/>
+    <w:lsdException w:name="List Table 5 Dark Accent 4" w:uiPriority="50"/>
+    <w:lsdException w:name="List Table 6 Colorful Accent 4" w:uiPriority="51"/>
+    <w:lsdException w:name="List Table 7 Colorful Accent 4" w:uiPriority="52"/>
+    <w:lsdException w:name="List Table 1 Light Accent 5" w:uiPriority="46"/>
+    <w:lsdException w:name="List Table 2 Accent 5" w:uiPriority="47"/>
+    <w:lsdException w:name="List Table 3 Accent 5" w:uiPriority="48"/>
+    <w:lsdException w:name="List Table 4 Accent 5" w:uiPriority="49"/>
+    <w:lsdException w:name="List Table 5 Dark Accent 5" w:uiPriority="50"/>
+    <w:lsdException w:name="List Table 6 Colorful Accent 5" w:uiPriority="51"/>
+    <w:lsdException w:name="List Table 7 Colorful Accent 5" w:uiPriority="52"/>
+    <w:lsdException w:name="List Table 1 Light Accent 6" w:uiPriority="46"/>
+    <w:lsdException w:name="List Table 2 Accent 6" w:uiPriority="47"/>
+    <w:lsdException w:name="List Table 3 Accent 6" w:uiPriority="48"/>
+    <w:lsdException w:name="List Table 4 Accent 6" w:uiPriority="49"/>
+    <w:lsdException w:name="List Table 5 Dark Accent 6" w:uiPriority="50"/>
+    <w:lsdException w:name="List Table 6 Colorful Accent 6" w:uiPriority="51"/>
+    <w:lsdException w:name="List Table 7 Colorful Accent 6" w:uiPriority="52"/>
+    <w:lsdException w:name="Mention" w:semiHidden="1" w:unhideWhenUsed="1"/>
+    <w:lsdException w:name="Smart Hyperlink" w:semiHidden="1" w:unhideWhenUsed="1"/>
+    <w:lsdException w:name="Hashtag" w:semiHidden="1" w:unhideWhenUsed="1"/>
+    <w:lsdException w:name="Unresolved Mention" w:semiHidden="1" w:unhideWhenUsed="1"/>
+    <w:lsdException w:name="Smart Link" w:semiHidden="1" w:unhideWhenUsed="1"/>
   </w:latentStyles>
   <w:style w:type="paragraph" w:default="1" w:styleId="Normal">
     <w:name w:val="Normal"/>

--- a/confuse.docx
+++ b/confuse.docx
@@ -149,12 +149,6 @@
           <w:lang w:val="en-US"/>
         </w:rPr>
         <w:t>Continuous time model</w:t>
-      </w:r>
-      <w:r>
-        <w:rPr>
-          <w:lang w:val="en-US"/>
-        </w:rPr>
-        <w:t>s</w:t>
       </w:r>
     </w:p>
     <w:p>

--- a/confuse.docx
+++ b/confuse.docx
@@ -149,6 +149,26 @@
           <w:lang w:val="en-US"/>
         </w:rPr>
         <w:t>Continuous time model</w:t>
+      </w:r>
+    </w:p>
+    <w:p>
+      <w:pPr>
+        <w:rPr>
+          <w:lang w:val="en-US"/>
+        </w:rPr>
+      </w:pPr>
+    </w:p>
+    <w:p>
+      <w:pPr>
+        <w:rPr>
+          <w:lang w:val="en-US"/>
+        </w:rPr>
+      </w:pPr>
+      <w:r>
+        <w:rPr>
+          <w:lang w:val="en-US"/>
+        </w:rPr>
+        <w:t>Word 5 ngày quay về quá khứ + xóa đi cài từ đâu (ko download lại)</w:t>
       </w:r>
     </w:p>
     <w:p>

--- a/confuse.docx
+++ b/confuse.docx
@@ -177,6 +177,12 @@
           <w:lang w:val="en-US"/>
         </w:rPr>
       </w:pPr>
+      <w:r>
+        <w:rPr>
+          <w:lang w:val="en-US"/>
+        </w:rPr>
+        <w:t>Thử fake vé căn tin</w:t>
+      </w:r>
     </w:p>
     <w:sectPr>
       <w:pgSz w:w="11906" w:h="16838"/>

--- a/confuse.docx
+++ b/confuse.docx
@@ -182,6 +182,19 @@
           <w:lang w:val="en-US"/>
         </w:rPr>
         <w:t>Thử fake vé căn tin</w:t>
+      </w:r>
+    </w:p>
+    <w:p>
+      <w:pPr>
+        <w:rPr>
+          <w:lang w:val="en-US"/>
+        </w:rPr>
+      </w:pPr>
+      <w:r>
+        <w:rPr>
+          <w:lang w:val="en-US"/>
+        </w:rPr>
+        <w:t>Kali linus giả lập</w:t>
       </w:r>
     </w:p>
     <w:sectPr>

--- a/confuse.docx
+++ b/confuse.docx
@@ -32,7 +32,19 @@
         <w:rPr>
           <w:lang w:val="en-US"/>
         </w:rPr>
-        <w:t>Quantization pytorch thực chất là chuyển dữ liệu liên tục sang rời rạc, ví dụ 1.24125 sang 1.25, giảm dung lượng</w:t>
+        <w:t>Quantization pytorch thực chất là chuyển dữ liệu liên tục sang rời rạc, ví dụ 1.24125 sang 1.25, giảm dung lư</w:t>
+      </w:r>
+      <w:r>
+        <w:rPr>
+          <w:lang w:val="en-US"/>
+        </w:rPr>
+        <w:t>s</w:t>
+      </w:r>
+      <w:r>
+        <w:rPr>
+          <w:lang w:val="en-US"/>
+        </w:rPr>
+        <w:t>ợng</w:t>
       </w:r>
       <w:r>
         <w:rPr>

--- a/confuse.docx
+++ b/confuse.docx
@@ -12,26 +12,6 @@
         <w:rPr>
           <w:lang w:val="en-US"/>
         </w:rPr>
-        <w:t>Bidirectional rnn có input là nguyên sequence luôn, không phải sequence theo time, thích hợp cho translate</w:t>
-      </w:r>
-    </w:p>
-    <w:p>
-      <w:pPr>
-        <w:rPr>
-          <w:lang w:val="en-US"/>
-        </w:rPr>
-      </w:pPr>
-    </w:p>
-    <w:p>
-      <w:pPr>
-        <w:rPr>
-          <w:lang w:val="en-US"/>
-        </w:rPr>
-      </w:pPr>
-      <w:r>
-        <w:rPr>
-          <w:lang w:val="en-US"/>
-        </w:rPr>
         <w:t>Quantization pytorch thực chất là chuyển dữ liệu liên tục sang rời rạc, ví dụ 1.24125 sang 1.25, giảm dung lư</w:t>
       </w:r>
       <w:r>
@@ -169,32 +149,6 @@
           <w:lang w:val="en-US"/>
         </w:rPr>
       </w:pPr>
-    </w:p>
-    <w:p>
-      <w:pPr>
-        <w:rPr>
-          <w:lang w:val="en-US"/>
-        </w:rPr>
-      </w:pPr>
-      <w:r>
-        <w:rPr>
-          <w:lang w:val="en-US"/>
-        </w:rPr>
-        <w:t>Word 5 ngày quay về quá khứ + xóa đi cài từ đâu (ko download lại)</w:t>
-      </w:r>
-    </w:p>
-    <w:p>
-      <w:pPr>
-        <w:rPr>
-          <w:lang w:val="en-US"/>
-        </w:rPr>
-      </w:pPr>
-      <w:r>
-        <w:rPr>
-          <w:lang w:val="en-US"/>
-        </w:rPr>
-        <w:t>Thử fake vé căn tin</w:t>
-      </w:r>
     </w:p>
     <w:p>
       <w:pPr>

--- a/confuse.docx
+++ b/confuse.docx
@@ -161,6 +161,12 @@
           <w:lang w:val="en-US"/>
         </w:rPr>
         <w:t>Kali linus giả lập</w:t>
+      </w:r>
+      <w:r>
+        <w:rPr>
+          <w:lang w:val="en-US"/>
+        </w:rPr>
+        <w:t>1</w:t>
       </w:r>
     </w:p>
     <w:sectPr>

--- a/confuse.docx
+++ b/confuse.docx
@@ -167,6 +167,19 @@
           <w:lang w:val="en-US"/>
         </w:rPr>
         <w:t>1</w:t>
+      </w:r>
+    </w:p>
+    <w:p>
+      <w:pPr>
+        <w:rPr>
+          <w:lang w:val="en-US"/>
+        </w:rPr>
+      </w:pPr>
+      <w:r>
+        <w:rPr>
+          <w:lang w:val="en-US"/>
+        </w:rPr>
+        <w:t>Fake time máy tính gia hạn office</w:t>
       </w:r>
     </w:p>
     <w:sectPr>

--- a/confuse.docx
+++ b/confuse.docx
@@ -180,6 +180,38 @@
           <w:lang w:val="en-US"/>
         </w:rPr>
         <w:t>Fake time máy tính gia hạn office</w:t>
+      </w:r>
+    </w:p>
+    <w:p>
+      <w:pPr>
+        <w:rPr>
+          <w:lang w:val="en-US"/>
+        </w:rPr>
+      </w:pPr>
+      <w:r>
+        <w:rPr>
+          <w:lang w:val="en-US"/>
+        </w:rPr>
+        <w:t>Muốn nghỉ thì qua h6</w:t>
+      </w:r>
+    </w:p>
+    <w:p>
+      <w:pPr>
+        <w:rPr>
+          <w:lang w:val="en-US"/>
+        </w:rPr>
+      </w:pPr>
+      <w:r>
+        <w:rPr>
+          <w:lang w:val="en-US"/>
+        </w:rPr>
+        <w:t>Hoặc nhà vệ sinh H1 bấm máytinsh</w:t>
+      </w:r>
+      <w:r>
+        <w:rPr>
+          <w:lang w:val="en-US"/>
+        </w:rPr>
+        <w:t xml:space="preserve"> mạng hcmut01</w:t>
       </w:r>
     </w:p>
     <w:sectPr>

--- a/confuse.docx
+++ b/confuse.docx
@@ -212,6 +212,58 @@
           <w:lang w:val="en-US"/>
         </w:rPr>
         <w:t xml:space="preserve"> mạng hcmut01</w:t>
+      </w:r>
+    </w:p>
+    <w:p>
+      <w:pPr>
+        <w:rPr>
+          <w:lang w:val="en-US"/>
+        </w:rPr>
+      </w:pPr>
+      <w:r>
+        <w:rPr>
+          <w:lang w:val="en-US"/>
+        </w:rPr>
+        <w:t>Giấy vay vốn</w:t>
+      </w:r>
+    </w:p>
+    <w:p>
+      <w:pPr>
+        <w:rPr>
+          <w:lang w:val="en-US"/>
+        </w:rPr>
+      </w:pPr>
+      <w:r>
+        <w:rPr>
+          <w:lang w:val="en-US"/>
+        </w:rPr>
+        <w:t>Chụp ảnh sáng chủ nhật uprace</w:t>
+      </w:r>
+    </w:p>
+    <w:p>
+      <w:pPr>
+        <w:rPr>
+          <w:lang w:val="en-US"/>
+        </w:rPr>
+      </w:pPr>
+      <w:r>
+        <w:rPr>
+          <w:lang w:val="en-US"/>
+        </w:rPr>
+        <w:t>Xe cuối bên phải</w:t>
+      </w:r>
+    </w:p>
+    <w:p>
+      <w:pPr>
+        <w:rPr>
+          <w:lang w:val="en-US"/>
+        </w:rPr>
+      </w:pPr>
+      <w:r>
+        <w:rPr>
+          <w:lang w:val="en-US"/>
+        </w:rPr>
+        <w:t>In giấy hts + mẫu vay vốn</w:t>
       </w:r>
     </w:p>
     <w:sectPr>

--- a/confuse.docx
+++ b/confuse.docx
@@ -264,6 +264,58 @@
           <w:lang w:val="en-US"/>
         </w:rPr>
         <w:t>In giấy hts + mẫu vay vốn</w:t>
+      </w:r>
+    </w:p>
+    <w:p>
+      <w:pPr>
+        <w:rPr>
+          <w:lang w:val="en-US"/>
+        </w:rPr>
+      </w:pPr>
+      <w:r>
+        <w:rPr>
+          <w:lang w:val="en-US"/>
+        </w:rPr>
+        <w:t>Graddle để compile 1 đống ra apk =&gt; cài apjk ra ứng dụng</w:t>
+      </w:r>
+    </w:p>
+    <w:p>
+      <w:pPr>
+        <w:rPr>
+          <w:lang w:val="en-US"/>
+        </w:rPr>
+      </w:pPr>
+      <w:r>
+        <w:rPr>
+          <w:lang w:val="en-US"/>
+        </w:rPr>
+        <w:t>Tại sao lại 33</w:t>
+      </w:r>
+    </w:p>
+    <w:p>
+      <w:pPr>
+        <w:rPr>
+          <w:lang w:val="en-US"/>
+        </w:rPr>
+      </w:pPr>
+      <w:r>
+        <w:rPr>
+          <w:lang w:val="en-US"/>
+        </w:rPr>
+        <w:t>Build apk</w:t>
+      </w:r>
+    </w:p>
+    <w:p>
+      <w:pPr>
+        <w:rPr>
+          <w:lang w:val="en-US"/>
+        </w:rPr>
+      </w:pPr>
+      <w:r>
+        <w:rPr>
+          <w:lang w:val="en-US"/>
+        </w:rPr>
+        <w:t>Click vào com phải chuột thêm new acti</w:t>
       </w:r>
     </w:p>
     <w:sectPr>

--- a/confuse.docx
+++ b/confuse.docx
@@ -316,6 +316,19 @@
           <w:lang w:val="en-US"/>
         </w:rPr>
         <w:t>Click vào com phải chuột thêm new acti</w:t>
+      </w:r>
+    </w:p>
+    <w:p>
+      <w:pPr>
+        <w:rPr>
+          <w:lang w:val="en-US"/>
+        </w:rPr>
+      </w:pPr>
+      <w:r>
+        <w:rPr>
+          <w:lang w:val="en-US"/>
+        </w:rPr>
+        <w:t>Package &lt;Đường dẫn tới thư mục chứa file này&gt;</w:t>
       </w:r>
     </w:p>
     <w:sectPr>

--- a/confuse.docx
+++ b/confuse.docx
@@ -59,6 +59,12 @@
           <w:lang w:val="en-US"/>
         </w:rPr>
       </w:pPr>
+      <w:r>
+        <w:rPr>
+          <w:lang w:val="en-US"/>
+        </w:rPr>
+        <w:t>s</w:t>
+      </w:r>
     </w:p>
     <w:p>
       <w:pPr>

--- a/confuse.docx
+++ b/confuse.docx
@@ -335,6 +335,19 @@
           <w:lang w:val="en-US"/>
         </w:rPr>
         <w:t>Package &lt;Đường dẫn tới thư mục chứa file này&gt;</w:t>
+      </w:r>
+    </w:p>
+    <w:p>
+      <w:pPr>
+        <w:rPr>
+          <w:lang w:val="en-US"/>
+        </w:rPr>
+      </w:pPr>
+      <w:r>
+        <w:rPr>
+          <w:lang w:val="en-US"/>
+        </w:rPr>
+        <w:t>Quên chưa để chế độ công khai bài viết</w:t>
       </w:r>
     </w:p>
     <w:sectPr>

--- a/confuse.docx
+++ b/confuse.docx
@@ -185,51 +185,6 @@
         <w:rPr>
           <w:lang w:val="en-US"/>
         </w:rPr>
-        <w:t>Fake time máy tính gia hạn office</w:t>
-      </w:r>
-    </w:p>
-    <w:p>
-      <w:pPr>
-        <w:rPr>
-          <w:lang w:val="en-US"/>
-        </w:rPr>
-      </w:pPr>
-      <w:r>
-        <w:rPr>
-          <w:lang w:val="en-US"/>
-        </w:rPr>
-        <w:t>Muốn nghỉ thì qua h6</w:t>
-      </w:r>
-    </w:p>
-    <w:p>
-      <w:pPr>
-        <w:rPr>
-          <w:lang w:val="en-US"/>
-        </w:rPr>
-      </w:pPr>
-      <w:r>
-        <w:rPr>
-          <w:lang w:val="en-US"/>
-        </w:rPr>
-        <w:t>Hoặc nhà vệ sinh H1 bấm máytinsh</w:t>
-      </w:r>
-      <w:r>
-        <w:rPr>
-          <w:lang w:val="en-US"/>
-        </w:rPr>
-        <w:t xml:space="preserve"> mạng hcmut01</w:t>
-      </w:r>
-    </w:p>
-    <w:p>
-      <w:pPr>
-        <w:rPr>
-          <w:lang w:val="en-US"/>
-        </w:rPr>
-      </w:pPr>
-      <w:r>
-        <w:rPr>
-          <w:lang w:val="en-US"/>
-        </w:rPr>
         <w:t>Giấy vay vốn</w:t>
       </w:r>
     </w:p>
@@ -243,32 +198,6 @@
         <w:rPr>
           <w:lang w:val="en-US"/>
         </w:rPr>
-        <w:t>Chụp ảnh sáng chủ nhật uprace</w:t>
-      </w:r>
-    </w:p>
-    <w:p>
-      <w:pPr>
-        <w:rPr>
-          <w:lang w:val="en-US"/>
-        </w:rPr>
-      </w:pPr>
-      <w:r>
-        <w:rPr>
-          <w:lang w:val="en-US"/>
-        </w:rPr>
-        <w:t>Xe cuối bên phải</w:t>
-      </w:r>
-    </w:p>
-    <w:p>
-      <w:pPr>
-        <w:rPr>
-          <w:lang w:val="en-US"/>
-        </w:rPr>
-      </w:pPr>
-      <w:r>
-        <w:rPr>
-          <w:lang w:val="en-US"/>
-        </w:rPr>
         <w:t>In giấy hts + mẫu vay vốn</w:t>
       </w:r>
     </w:p>
@@ -322,32 +251,6 @@
           <w:lang w:val="en-US"/>
         </w:rPr>
         <w:t>Click vào com phải chuột thêm new acti</w:t>
-      </w:r>
-    </w:p>
-    <w:p>
-      <w:pPr>
-        <w:rPr>
-          <w:lang w:val="en-US"/>
-        </w:rPr>
-      </w:pPr>
-      <w:r>
-        <w:rPr>
-          <w:lang w:val="en-US"/>
-        </w:rPr>
-        <w:t>Package &lt;Đường dẫn tới thư mục chứa file này&gt;</w:t>
-      </w:r>
-    </w:p>
-    <w:p>
-      <w:pPr>
-        <w:rPr>
-          <w:lang w:val="en-US"/>
-        </w:rPr>
-      </w:pPr>
-      <w:r>
-        <w:rPr>
-          <w:lang w:val="en-US"/>
-        </w:rPr>
-        <w:t>Quên chưa để chế độ công khai bài viết</w:t>
       </w:r>
     </w:p>
     <w:sectPr>

--- a/confuse.docx
+++ b/confuse.docx
@@ -251,6 +251,19 @@
           <w:lang w:val="en-US"/>
         </w:rPr>
         <w:t>Click vào com phải chuột thêm new acti</w:t>
+      </w:r>
+    </w:p>
+    <w:p>
+      <w:pPr>
+        <w:rPr>
+          <w:lang w:val="en-US"/>
+        </w:rPr>
+      </w:pPr>
+      <w:r>
+        <w:rPr>
+          <w:lang w:val="en-US"/>
+        </w:rPr>
+        <w:t>Cổng logic có delay time</w:t>
       </w:r>
     </w:p>
     <w:sectPr>

--- a/confuse.docx
+++ b/confuse.docx
@@ -185,32 +185,6 @@
         <w:rPr>
           <w:lang w:val="en-US"/>
         </w:rPr>
-        <w:t>Giấy vay vốn</w:t>
-      </w:r>
-    </w:p>
-    <w:p>
-      <w:pPr>
-        <w:rPr>
-          <w:lang w:val="en-US"/>
-        </w:rPr>
-      </w:pPr>
-      <w:r>
-        <w:rPr>
-          <w:lang w:val="en-US"/>
-        </w:rPr>
-        <w:t>In giấy hts + mẫu vay vốn</w:t>
-      </w:r>
-    </w:p>
-    <w:p>
-      <w:pPr>
-        <w:rPr>
-          <w:lang w:val="en-US"/>
-        </w:rPr>
-      </w:pPr>
-      <w:r>
-        <w:rPr>
-          <w:lang w:val="en-US"/>
-        </w:rPr>
         <w:t>Graddle để compile 1 đống ra apk =&gt; cài apjk ra ứng dụng</w:t>
       </w:r>
     </w:p>
@@ -224,46 +198,59 @@
         <w:rPr>
           <w:lang w:val="en-US"/>
         </w:rPr>
-        <w:t>Tại sao lại 33</w:t>
-      </w:r>
-    </w:p>
-    <w:p>
-      <w:pPr>
-        <w:rPr>
-          <w:lang w:val="en-US"/>
-        </w:rPr>
-      </w:pPr>
-      <w:r>
-        <w:rPr>
-          <w:lang w:val="en-US"/>
-        </w:rPr>
-        <w:t>Build apk</w:t>
-      </w:r>
-    </w:p>
-    <w:p>
-      <w:pPr>
-        <w:rPr>
-          <w:lang w:val="en-US"/>
-        </w:rPr>
-      </w:pPr>
-      <w:r>
-        <w:rPr>
-          <w:lang w:val="en-US"/>
-        </w:rPr>
-        <w:t>Click vào com phải chuột thêm new acti</w:t>
-      </w:r>
-    </w:p>
-    <w:p>
-      <w:pPr>
-        <w:rPr>
-          <w:lang w:val="en-US"/>
-        </w:rPr>
-      </w:pPr>
-      <w:r>
-        <w:rPr>
-          <w:lang w:val="en-US"/>
-        </w:rPr>
         <w:t>Cổng logic có delay time</w:t>
+      </w:r>
+    </w:p>
+    <w:p>
+      <w:pPr>
+        <w:rPr>
+          <w:lang w:val="en-US"/>
+        </w:rPr>
+      </w:pPr>
+      <w:r>
+        <w:rPr>
+          <w:lang w:val="en-US"/>
+        </w:rPr>
+        <w:t>Heat và work = hàm của quá trình</w:t>
+      </w:r>
+    </w:p>
+    <w:p>
+      <w:pPr>
+        <w:rPr>
+          <w:lang w:val="en-US"/>
+        </w:rPr>
+      </w:pPr>
+      <w:r>
+        <w:rPr>
+          <w:lang w:val="en-US"/>
+        </w:rPr>
+        <w:t>Entropy = hàm của trạng thái</w:t>
+      </w:r>
+    </w:p>
+    <w:p>
+      <w:pPr>
+        <w:rPr>
+          <w:lang w:val="en-US"/>
+        </w:rPr>
+      </w:pPr>
+      <w:r>
+        <w:rPr>
+          <w:lang w:val="en-US"/>
+        </w:rPr>
+        <w:t>Temp = hàm trjang thái</w:t>
+      </w:r>
+    </w:p>
+    <w:p>
+      <w:pPr>
+        <w:rPr>
+          <w:lang w:val="en-US"/>
+        </w:rPr>
+      </w:pPr>
+      <w:r>
+        <w:rPr>
+          <w:lang w:val="en-US"/>
+        </w:rPr>
+        <w:t>Vật lý luôn xét 1 hệ</w:t>
       </w:r>
     </w:p>
     <w:sectPr>

--- a/confuse.docx
+++ b/confuse.docx
@@ -251,6 +251,45 @@
           <w:lang w:val="en-US"/>
         </w:rPr>
         <w:t>Vật lý luôn xét 1 hệ</w:t>
+      </w:r>
+    </w:p>
+    <w:p>
+      <w:pPr>
+        <w:rPr>
+          <w:lang w:val="en-US"/>
+        </w:rPr>
+      </w:pPr>
+      <w:r>
+        <w:rPr>
+          <w:lang w:val="en-US"/>
+        </w:rPr>
+        <w:t>Ko ăn cháo vì có sợi</w:t>
+      </w:r>
+    </w:p>
+    <w:p>
+      <w:pPr>
+        <w:rPr>
+          <w:lang w:val="en-US"/>
+        </w:rPr>
+      </w:pPr>
+      <w:r>
+        <w:rPr>
+          <w:lang w:val="en-US"/>
+        </w:rPr>
+        <w:t>Matlab simplify function để tối giản hàm symbolic</w:t>
+      </w:r>
+    </w:p>
+    <w:p>
+      <w:pPr>
+        <w:rPr>
+          <w:lang w:val="en-US"/>
+        </w:rPr>
+      </w:pPr>
+      <w:r>
+        <w:rPr>
+          <w:lang w:val="en-US"/>
+        </w:rPr>
+        <w:t>In giấy vay vốn</w:t>
       </w:r>
     </w:p>
     <w:sectPr>

--- a/confuse.docx
+++ b/confuse.docx
@@ -290,6 +290,19 @@
           <w:lang w:val="en-US"/>
         </w:rPr>
         <w:t>In giấy vay vốn</w:t>
+      </w:r>
+    </w:p>
+    <w:p>
+      <w:pPr>
+        <w:rPr>
+          <w:lang w:val="en-US"/>
+        </w:rPr>
+      </w:pPr>
+      <w:r>
+        <w:rPr>
+          <w:lang w:val="en-US"/>
+        </w:rPr>
+        <w:t>Khi nó nói những thứ mình đéo biết thì hỏi … là gì?</w:t>
       </w:r>
     </w:p>
     <w:sectPr>

--- a/confuse.docx
+++ b/confuse.docx
@@ -303,6 +303,58 @@
           <w:lang w:val="en-US"/>
         </w:rPr>
         <w:t>Khi nó nói những thứ mình đéo biết thì hỏi … là gì?</w:t>
+      </w:r>
+    </w:p>
+    <w:p>
+      <w:pPr>
+        <w:rPr>
+          <w:lang w:val="en-US"/>
+        </w:rPr>
+      </w:pPr>
+      <w:r>
+        <w:rPr>
+          <w:lang w:val="en-US"/>
+        </w:rPr>
+        <w:t>Dao động kí</w:t>
+      </w:r>
+    </w:p>
+    <w:p>
+      <w:pPr>
+        <w:rPr>
+          <w:lang w:val="en-US"/>
+        </w:rPr>
+      </w:pPr>
+      <w:r>
+        <w:rPr>
+          <w:lang w:val="en-US"/>
+        </w:rPr>
+        <w:t>2 channel hiện 2 tín hiệu chồng lên nhau</w:t>
+      </w:r>
+    </w:p>
+    <w:p>
+      <w:pPr>
+        <w:rPr>
+          <w:lang w:val="en-US"/>
+        </w:rPr>
+      </w:pPr>
+      <w:r>
+        <w:rPr>
+          <w:lang w:val="en-US"/>
+        </w:rPr>
+        <w:t>2 cột nút riêng cho mỗi channel</w:t>
+      </w:r>
+    </w:p>
+    <w:p>
+      <w:pPr>
+        <w:rPr>
+          <w:lang w:val="en-US"/>
+        </w:rPr>
+      </w:pPr>
+      <w:r>
+        <w:rPr>
+          <w:lang w:val="en-US"/>
+        </w:rPr>
+        <w:t>Low pass filter lọc bỏ đi tần số thấp</w:t>
       </w:r>
     </w:p>
     <w:sectPr>

--- a/confuse.docx
+++ b/confuse.docx
@@ -355,6 +355,19 @@
           <w:lang w:val="en-US"/>
         </w:rPr>
         <w:t>Low pass filter lọc bỏ đi tần số thấp</w:t>
+      </w:r>
+    </w:p>
+    <w:p>
+      <w:pPr>
+        <w:rPr>
+          <w:lang w:val="en-US"/>
+        </w:rPr>
+      </w:pPr>
+      <w:r>
+        <w:rPr>
+          <w:lang w:val="en-US"/>
+        </w:rPr>
+        <w:t>Tiền rác 2 thằng bk, + thằng sp, + thằng hutech</w:t>
       </w:r>
     </w:p>
     <w:sectPr>

--- a/confuse.docx
+++ b/confuse.docx
@@ -185,32 +185,6 @@
         <w:rPr>
           <w:lang w:val="en-US"/>
         </w:rPr>
-        <w:t>Graddle để compile 1 đống ra apk =&gt; cài apjk ra ứng dụng</w:t>
-      </w:r>
-    </w:p>
-    <w:p>
-      <w:pPr>
-        <w:rPr>
-          <w:lang w:val="en-US"/>
-        </w:rPr>
-      </w:pPr>
-      <w:r>
-        <w:rPr>
-          <w:lang w:val="en-US"/>
-        </w:rPr>
-        <w:t>Cổng logic có delay time</w:t>
-      </w:r>
-    </w:p>
-    <w:p>
-      <w:pPr>
-        <w:rPr>
-          <w:lang w:val="en-US"/>
-        </w:rPr>
-      </w:pPr>
-      <w:r>
-        <w:rPr>
-          <w:lang w:val="en-US"/>
-        </w:rPr>
         <w:t>Heat và work = hàm của quá trình</w:t>
       </w:r>
     </w:p>
@@ -250,58 +224,6 @@
         <w:rPr>
           <w:lang w:val="en-US"/>
         </w:rPr>
-        <w:t>Vật lý luôn xét 1 hệ</w:t>
-      </w:r>
-    </w:p>
-    <w:p>
-      <w:pPr>
-        <w:rPr>
-          <w:lang w:val="en-US"/>
-        </w:rPr>
-      </w:pPr>
-      <w:r>
-        <w:rPr>
-          <w:lang w:val="en-US"/>
-        </w:rPr>
-        <w:t>Ko ăn cháo vì có sợi</w:t>
-      </w:r>
-    </w:p>
-    <w:p>
-      <w:pPr>
-        <w:rPr>
-          <w:lang w:val="en-US"/>
-        </w:rPr>
-      </w:pPr>
-      <w:r>
-        <w:rPr>
-          <w:lang w:val="en-US"/>
-        </w:rPr>
-        <w:t>Matlab simplify function để tối giản hàm symbolic</w:t>
-      </w:r>
-    </w:p>
-    <w:p>
-      <w:pPr>
-        <w:rPr>
-          <w:lang w:val="en-US"/>
-        </w:rPr>
-      </w:pPr>
-      <w:r>
-        <w:rPr>
-          <w:lang w:val="en-US"/>
-        </w:rPr>
-        <w:t>In giấy vay vốn</w:t>
-      </w:r>
-    </w:p>
-    <w:p>
-      <w:pPr>
-        <w:rPr>
-          <w:lang w:val="en-US"/>
-        </w:rPr>
-      </w:pPr>
-      <w:r>
-        <w:rPr>
-          <w:lang w:val="en-US"/>
-        </w:rPr>
         <w:t>Khi nó nói những thứ mình đéo biết thì hỏi … là gì?</w:t>
       </w:r>
     </w:p>
@@ -315,59 +237,40 @@
         <w:rPr>
           <w:lang w:val="en-US"/>
         </w:rPr>
-        <w:t>Dao động kí</w:t>
-      </w:r>
-    </w:p>
-    <w:p>
-      <w:pPr>
-        <w:rPr>
-          <w:lang w:val="en-US"/>
-        </w:rPr>
-      </w:pPr>
-      <w:r>
-        <w:rPr>
-          <w:lang w:val="en-US"/>
-        </w:rPr>
-        <w:t>2 channel hiện 2 tín hiệu chồng lên nhau</w:t>
-      </w:r>
-    </w:p>
-    <w:p>
-      <w:pPr>
-        <w:rPr>
-          <w:lang w:val="en-US"/>
-        </w:rPr>
-      </w:pPr>
-      <w:r>
-        <w:rPr>
-          <w:lang w:val="en-US"/>
-        </w:rPr>
-        <w:t>2 cột nút riêng cho mỗi channel</w:t>
-      </w:r>
-    </w:p>
-    <w:p>
-      <w:pPr>
-        <w:rPr>
-          <w:lang w:val="en-US"/>
-        </w:rPr>
-      </w:pPr>
-      <w:r>
-        <w:rPr>
-          <w:lang w:val="en-US"/>
-        </w:rPr>
-        <w:t>Low pass filter lọc bỏ đi tần số thấp</w:t>
-      </w:r>
-    </w:p>
-    <w:p>
-      <w:pPr>
-        <w:rPr>
-          <w:lang w:val="en-US"/>
-        </w:rPr>
-      </w:pPr>
-      <w:r>
-        <w:rPr>
-          <w:lang w:val="en-US"/>
-        </w:rPr>
         <w:t>Tiền rác 2 thằng bk, + thằng sp, + thằng hutech</w:t>
+      </w:r>
+    </w:p>
+    <w:p>
+      <w:pPr>
+        <w:rPr>
+          <w:lang w:val="en-US"/>
+        </w:rPr>
+      </w:pPr>
+    </w:p>
+    <w:p>
+      <w:pPr>
+        <w:rPr>
+          <w:lang w:val="en-US"/>
+        </w:rPr>
+      </w:pPr>
+      <w:r>
+        <w:rPr>
+          <w:lang w:val="en-US"/>
+        </w:rPr>
+        <w:t>Giải tích chia 2 phần lý thuyết và ứng dụng, lý thuyết chia ra các chương, các chương chia ra các mục</w:t>
+      </w:r>
+    </w:p>
+    <w:p>
+      <w:pPr>
+        <w:rPr>
+          <w:lang w:val="en-US"/>
+        </w:rPr>
+      </w:pPr>
+      <w:r>
+        <w:rPr>
+          <w:lang w:val="en-US"/>
+        </w:rPr>
+        <w:t>ứng dụng chia ra các câu</w:t>
       </w:r>
     </w:p>
     <w:sectPr>

--- a/confuse.docx
+++ b/confuse.docx
@@ -271,6 +271,111 @@
           <w:lang w:val="en-US"/>
         </w:rPr>
         <w:t>ứng dụng chia ra các câu</w:t>
+      </w:r>
+    </w:p>
+    <w:p>
+      <w:pPr>
+        <w:rPr>
+          <w:lang w:val="en-US"/>
+        </w:rPr>
+      </w:pPr>
+      <w:r>
+        <w:rPr>
+          <w:lang w:val="en-US"/>
+        </w:rPr>
+        <w:t>rom dùng tụ điện với lớp ngăn cách cực mạnh không bị leak khi tắt nguồn</w:t>
+      </w:r>
+    </w:p>
+    <w:p>
+      <w:pPr>
+        <w:rPr>
+          <w:lang w:val="en-US"/>
+        </w:rPr>
+      </w:pPr>
+      <w:r>
+        <w:rPr>
+          <w:lang w:val="en-US"/>
+        </w:rPr>
+        <w:t>ram thời gian truy xuất ko phụ thuộc địa chỉ</w:t>
+      </w:r>
+    </w:p>
+    <w:p>
+      <w:pPr>
+        <w:rPr>
+          <w:lang w:val="en-US"/>
+        </w:rPr>
+      </w:pPr>
+      <w:r>
+        <w:rPr>
+          <w:lang w:val="en-US"/>
+        </w:rPr>
+        <w:t>bộ nhớ gồm 1 đống từ nhớ (IC …. Lưu 8, 16, … Bit)</w:t>
+      </w:r>
+      <w:r>
+        <w:rPr>
+          <w:lang w:val="en-US"/>
+        </w:rPr>
+        <w:t>, mỗi từ nhớ có 1 địa chỉ riêng</w:t>
+      </w:r>
+    </w:p>
+    <w:p>
+      <w:pPr>
+        <w:rPr>
+          <w:lang w:val="en-US"/>
+        </w:rPr>
+      </w:pPr>
+    </w:p>
+    <w:p>
+      <w:pPr>
+        <w:rPr>
+          <w:lang w:val="en-US"/>
+        </w:rPr>
+      </w:pPr>
+      <w:r>
+        <w:rPr>
+          <w:lang w:val="en-US"/>
+        </w:rPr>
+        <w:t>carry lookaheader adder</w:t>
+      </w:r>
+    </w:p>
+    <w:p>
+      <w:pPr>
+        <w:rPr>
+          <w:lang w:val="en-US"/>
+        </w:rPr>
+      </w:pPr>
+      <w:r>
+        <w:rPr>
+          <w:lang w:val="en-US"/>
+        </w:rPr>
+        <w:t>ic 74181</w:t>
+      </w:r>
+    </w:p>
+    <w:p>
+      <w:pPr>
+        <w:rPr>
+          <w:lang w:val="en-US"/>
+        </w:rPr>
+      </w:pPr>
+      <w:r>
+        <w:rPr>
+          <w:lang w:val="en-US"/>
+        </w:rPr>
+        <w:lastRenderedPageBreak/>
+        <w:t>ram</w:t>
+      </w:r>
+    </w:p>
+    <w:p>
+      <w:pPr>
+        <w:rPr>
+          <w:lang w:val="en-US"/>
+        </w:rPr>
+      </w:pPr>
+      <w:r>
+        <w:rPr>
+          <w:lang w:val="en-US"/>
+        </w:rPr>
+        <w:t>alu</w:t>
       </w:r>
     </w:p>
     <w:sectPr>

--- a/confuse.docx
+++ b/confuse.docx
@@ -185,45 +185,6 @@
         <w:rPr>
           <w:lang w:val="en-US"/>
         </w:rPr>
-        <w:t>Heat và work = hàm của quá trình</w:t>
-      </w:r>
-    </w:p>
-    <w:p>
-      <w:pPr>
-        <w:rPr>
-          <w:lang w:val="en-US"/>
-        </w:rPr>
-      </w:pPr>
-      <w:r>
-        <w:rPr>
-          <w:lang w:val="en-US"/>
-        </w:rPr>
-        <w:t>Entropy = hàm của trạng thái</w:t>
-      </w:r>
-    </w:p>
-    <w:p>
-      <w:pPr>
-        <w:rPr>
-          <w:lang w:val="en-US"/>
-        </w:rPr>
-      </w:pPr>
-      <w:r>
-        <w:rPr>
-          <w:lang w:val="en-US"/>
-        </w:rPr>
-        <w:t>Temp = hàm trjang thái</w:t>
-      </w:r>
-    </w:p>
-    <w:p>
-      <w:pPr>
-        <w:rPr>
-          <w:lang w:val="en-US"/>
-        </w:rPr>
-      </w:pPr>
-      <w:r>
-        <w:rPr>
-          <w:lang w:val="en-US"/>
-        </w:rPr>
         <w:t>Khi nó nói những thứ mình đéo biết thì hỏi … là gì?</w:t>
       </w:r>
     </w:p>
@@ -271,111 +232,6 @@
           <w:lang w:val="en-US"/>
         </w:rPr>
         <w:t>ứng dụng chia ra các câu</w:t>
-      </w:r>
-    </w:p>
-    <w:p>
-      <w:pPr>
-        <w:rPr>
-          <w:lang w:val="en-US"/>
-        </w:rPr>
-      </w:pPr>
-      <w:r>
-        <w:rPr>
-          <w:lang w:val="en-US"/>
-        </w:rPr>
-        <w:t>rom dùng tụ điện với lớp ngăn cách cực mạnh không bị leak khi tắt nguồn</w:t>
-      </w:r>
-    </w:p>
-    <w:p>
-      <w:pPr>
-        <w:rPr>
-          <w:lang w:val="en-US"/>
-        </w:rPr>
-      </w:pPr>
-      <w:r>
-        <w:rPr>
-          <w:lang w:val="en-US"/>
-        </w:rPr>
-        <w:t>ram thời gian truy xuất ko phụ thuộc địa chỉ</w:t>
-      </w:r>
-    </w:p>
-    <w:p>
-      <w:pPr>
-        <w:rPr>
-          <w:lang w:val="en-US"/>
-        </w:rPr>
-      </w:pPr>
-      <w:r>
-        <w:rPr>
-          <w:lang w:val="en-US"/>
-        </w:rPr>
-        <w:t>bộ nhớ gồm 1 đống từ nhớ (IC …. Lưu 8, 16, … Bit)</w:t>
-      </w:r>
-      <w:r>
-        <w:rPr>
-          <w:lang w:val="en-US"/>
-        </w:rPr>
-        <w:t>, mỗi từ nhớ có 1 địa chỉ riêng</w:t>
-      </w:r>
-    </w:p>
-    <w:p>
-      <w:pPr>
-        <w:rPr>
-          <w:lang w:val="en-US"/>
-        </w:rPr>
-      </w:pPr>
-    </w:p>
-    <w:p>
-      <w:pPr>
-        <w:rPr>
-          <w:lang w:val="en-US"/>
-        </w:rPr>
-      </w:pPr>
-      <w:r>
-        <w:rPr>
-          <w:lang w:val="en-US"/>
-        </w:rPr>
-        <w:t>carry lookaheader adder</w:t>
-      </w:r>
-    </w:p>
-    <w:p>
-      <w:pPr>
-        <w:rPr>
-          <w:lang w:val="en-US"/>
-        </w:rPr>
-      </w:pPr>
-      <w:r>
-        <w:rPr>
-          <w:lang w:val="en-US"/>
-        </w:rPr>
-        <w:t>ic 74181</w:t>
-      </w:r>
-    </w:p>
-    <w:p>
-      <w:pPr>
-        <w:rPr>
-          <w:lang w:val="en-US"/>
-        </w:rPr>
-      </w:pPr>
-      <w:r>
-        <w:rPr>
-          <w:lang w:val="en-US"/>
-        </w:rPr>
-        <w:lastRenderedPageBreak/>
-        <w:t>ram</w:t>
-      </w:r>
-    </w:p>
-    <w:p>
-      <w:pPr>
-        <w:rPr>
-          <w:lang w:val="en-US"/>
-        </w:rPr>
-      </w:pPr>
-      <w:r>
-        <w:rPr>
-          <w:lang w:val="en-US"/>
-        </w:rPr>
-        <w:t>alu</w:t>
       </w:r>
     </w:p>
     <w:sectPr>

--- a/confuse.docx
+++ b/confuse.docx
@@ -232,6 +232,19 @@
           <w:lang w:val="en-US"/>
         </w:rPr>
         <w:t>ứng dụng chia ra các câu</w:t>
+      </w:r>
+    </w:p>
+    <w:p>
+      <w:pPr>
+        <w:rPr>
+          <w:lang w:val="en-US"/>
+        </w:rPr>
+      </w:pPr>
+      <w:r>
+        <w:rPr>
+          <w:lang w:val="en-US"/>
+        </w:rPr>
+        <w:t>khu tự học có ổ cắm</w:t>
       </w:r>
     </w:p>
     <w:sectPr>

--- a/confuse.docx
+++ b/confuse.docx
@@ -245,6 +245,32 @@
           <w:lang w:val="en-US"/>
         </w:rPr>
         <w:t>khu tự học có ổ cắm</w:t>
+      </w:r>
+    </w:p>
+    <w:p>
+      <w:pPr>
+        <w:rPr>
+          <w:lang w:val="en-US"/>
+        </w:rPr>
+      </w:pPr>
+      <w:r>
+        <w:rPr>
+          <w:lang w:val="en-US"/>
+        </w:rPr>
+        <w:t>pcint0 pin 8 đến 13 đổi trạng thái là isr trigger</w:t>
+      </w:r>
+    </w:p>
+    <w:p>
+      <w:pPr>
+        <w:rPr>
+          <w:lang w:val="en-US"/>
+        </w:rPr>
+      </w:pPr>
+      <w:r>
+        <w:rPr>
+          <w:lang w:val="en-US"/>
+        </w:rPr>
+        <w:t>sử dụng isr vì phải cập nhật 3 cái cảm biến cùng lúc</w:t>
       </w:r>
     </w:p>
     <w:sectPr>

--- a/confuse.docx
+++ b/confuse.docx
@@ -194,19 +194,6 @@
           <w:lang w:val="en-US"/>
         </w:rPr>
       </w:pPr>
-      <w:r>
-        <w:rPr>
-          <w:lang w:val="en-US"/>
-        </w:rPr>
-        <w:t>Tiền rác 2 thằng bk, + thằng sp, + thằng hutech</w:t>
-      </w:r>
-    </w:p>
-    <w:p>
-      <w:pPr>
-        <w:rPr>
-          <w:lang w:val="en-US"/>
-        </w:rPr>
-      </w:pPr>
     </w:p>
     <w:p>
       <w:pPr>
@@ -244,33 +231,159 @@
         <w:rPr>
           <w:lang w:val="en-US"/>
         </w:rPr>
-        <w:t>khu tự học có ổ cắm</w:t>
-      </w:r>
-    </w:p>
-    <w:p>
-      <w:pPr>
-        <w:rPr>
-          <w:lang w:val="en-US"/>
-        </w:rPr>
-      </w:pPr>
-      <w:r>
-        <w:rPr>
-          <w:lang w:val="en-US"/>
-        </w:rPr>
-        <w:t>pcint0 pin 8 đến 13 đổi trạng thái là isr trigger</w:t>
-      </w:r>
-    </w:p>
-    <w:p>
-      <w:pPr>
-        <w:rPr>
-          <w:lang w:val="en-US"/>
-        </w:rPr>
-      </w:pPr>
-      <w:r>
-        <w:rPr>
-          <w:lang w:val="en-US"/>
-        </w:rPr>
-        <w:t>sử dụng isr vì phải cập nhật 3 cái cảm biến cùng lúc</w:t>
+        <w:t xml:space="preserve">dùng dfs quét map =&gt; dựng graph =&gt; tỏa số </w:t>
+      </w:r>
+    </w:p>
+    <w:p>
+      <w:pPr>
+        <w:rPr>
+          <w:lang w:val="en-US"/>
+        </w:rPr>
+      </w:pPr>
+      <w:r>
+        <w:rPr>
+          <w:lang w:val="en-US"/>
+        </w:rPr>
+        <w:t>mỗi ô 4 channel tường</w:t>
+      </w:r>
+    </w:p>
+    <w:p>
+      <w:pPr>
+        <w:rPr>
+          <w:lang w:val="en-US"/>
+        </w:rPr>
+      </w:pPr>
+    </w:p>
+    <w:p>
+      <w:pPr>
+        <w:rPr>
+          <w:lang w:val="en-US"/>
+        </w:rPr>
+      </w:pPr>
+    </w:p>
+    <w:p>
+      <w:pPr>
+        <w:rPr>
+          <w:lang w:val="en-US"/>
+        </w:rPr>
+      </w:pPr>
+    </w:p>
+    <w:p>
+      <w:pPr>
+        <w:rPr>
+          <w:lang w:val="en-US"/>
+        </w:rPr>
+      </w:pPr>
+    </w:p>
+    <w:p>
+      <w:pPr>
+        <w:rPr>
+          <w:lang w:val="en-US"/>
+        </w:rPr>
+      </w:pPr>
+    </w:p>
+    <w:p>
+      <w:pPr>
+        <w:rPr>
+          <w:lang w:val="en-US"/>
+        </w:rPr>
+      </w:pPr>
+    </w:p>
+    <w:p>
+      <w:pPr>
+        <w:rPr>
+          <w:lang w:val="en-US"/>
+        </w:rPr>
+      </w:pPr>
+    </w:p>
+    <w:p>
+      <w:pPr>
+        <w:rPr>
+          <w:lang w:val="en-US"/>
+        </w:rPr>
+      </w:pPr>
+    </w:p>
+    <w:p>
+      <w:pPr>
+        <w:rPr>
+          <w:lang w:val="en-US"/>
+        </w:rPr>
+      </w:pPr>
+    </w:p>
+    <w:p>
+      <w:pPr>
+        <w:rPr>
+          <w:lang w:val="en-US"/>
+        </w:rPr>
+      </w:pPr>
+    </w:p>
+    <w:p>
+      <w:pPr>
+        <w:rPr>
+          <w:lang w:val="en-US"/>
+        </w:rPr>
+      </w:pPr>
+    </w:p>
+    <w:p>
+      <w:pPr>
+        <w:rPr>
+          <w:lang w:val="en-US"/>
+        </w:rPr>
+      </w:pPr>
+    </w:p>
+    <w:p>
+      <w:pPr>
+        <w:rPr>
+          <w:lang w:val="en-US"/>
+        </w:rPr>
+      </w:pPr>
+    </w:p>
+    <w:p>
+      <w:pPr>
+        <w:rPr>
+          <w:lang w:val="en-US"/>
+        </w:rPr>
+      </w:pPr>
+    </w:p>
+    <w:p>
+      <w:pPr>
+        <w:rPr>
+          <w:lang w:val="en-US"/>
+        </w:rPr>
+      </w:pPr>
+    </w:p>
+    <w:p>
+      <w:pPr>
+        <w:rPr>
+          <w:lang w:val="en-US"/>
+        </w:rPr>
+      </w:pPr>
+    </w:p>
+    <w:p>
+      <w:pPr>
+        <w:rPr>
+          <w:lang w:val="en-US"/>
+        </w:rPr>
+      </w:pPr>
+    </w:p>
+    <w:p>
+      <w:pPr>
+        <w:rPr>
+          <w:lang w:val="en-US"/>
+        </w:rPr>
+      </w:pPr>
+    </w:p>
+    <w:p>
+      <w:pPr>
+        <w:rPr>
+          <w:lang w:val="en-US"/>
+        </w:rPr>
+      </w:pPr>
+      <w:r>
+        <w:rPr>
+          <w:lang w:val="en-US"/>
+        </w:rPr>
+        <w:t>Nối đất , đất = vật dẫn có thể chứa điện tích âm mà ko tăng điện thế, nguồn điện cứ phóng điện tích dương xuống</w:t>
       </w:r>
     </w:p>
     <w:sectPr>

--- a/confuse.docx
+++ b/confuse.docx
@@ -31,6 +31,12 @@
           <w:lang w:val="en-US"/>
         </w:rPr>
         <w:t>, tăng tốc tính toán</w:t>
+      </w:r>
+      <w:r>
+        <w:rPr>
+          <w:lang w:val="en-US"/>
+        </w:rPr>
+        <w:t>s</w:t>
       </w:r>
     </w:p>
     <w:p>

--- a/confuse.docx
+++ b/confuse.docx
@@ -193,72 +193,6 @@
         </w:rPr>
         <w:t>Khi nó nói những thứ mình đéo biết thì hỏi … là gì?</w:t>
       </w:r>
-    </w:p>
-    <w:p>
-      <w:pPr>
-        <w:rPr>
-          <w:lang w:val="en-US"/>
-        </w:rPr>
-      </w:pPr>
-    </w:p>
-    <w:p>
-      <w:pPr>
-        <w:rPr>
-          <w:lang w:val="en-US"/>
-        </w:rPr>
-      </w:pPr>
-      <w:r>
-        <w:rPr>
-          <w:lang w:val="en-US"/>
-        </w:rPr>
-        <w:t>Giải tích chia 2 phần lý thuyết và ứng dụng, lý thuyết chia ra các chương, các chương chia ra các mục</w:t>
-      </w:r>
-    </w:p>
-    <w:p>
-      <w:pPr>
-        <w:rPr>
-          <w:lang w:val="en-US"/>
-        </w:rPr>
-      </w:pPr>
-      <w:r>
-        <w:rPr>
-          <w:lang w:val="en-US"/>
-        </w:rPr>
-        <w:t>ứng dụng chia ra các câu</w:t>
-      </w:r>
-    </w:p>
-    <w:p>
-      <w:pPr>
-        <w:rPr>
-          <w:lang w:val="en-US"/>
-        </w:rPr>
-      </w:pPr>
-      <w:r>
-        <w:rPr>
-          <w:lang w:val="en-US"/>
-        </w:rPr>
-        <w:t xml:space="preserve">dùng dfs quét map =&gt; dựng graph =&gt; tỏa số </w:t>
-      </w:r>
-    </w:p>
-    <w:p>
-      <w:pPr>
-        <w:rPr>
-          <w:lang w:val="en-US"/>
-        </w:rPr>
-      </w:pPr>
-      <w:r>
-        <w:rPr>
-          <w:lang w:val="en-US"/>
-        </w:rPr>
-        <w:t>mỗi ô 4 channel tường</w:t>
-      </w:r>
-    </w:p>
-    <w:p>
-      <w:pPr>
-        <w:rPr>
-          <w:lang w:val="en-US"/>
-        </w:rPr>
-      </w:pPr>
     </w:p>
     <w:p>
       <w:pPr>

--- a/confuse.docx
+++ b/confuse.docx
@@ -179,6 +179,12 @@
           <w:lang w:val="en-US"/>
         </w:rPr>
         <w:t>1</w:t>
+      </w:r>
+      <w:r>
+        <w:rPr>
+          <w:lang w:val="en-US"/>
+        </w:rPr>
+        <w:t>s</w:t>
       </w:r>
     </w:p>
     <w:p>

--- a/confuse.docx
+++ b/confuse.docx
@@ -199,6 +199,13 @@
         </w:rPr>
         <w:t>Khi nó nói những thứ mình đéo biết thì hỏi … là gì?</w:t>
       </w:r>
+    </w:p>
+    <w:p>
+      <w:pPr>
+        <w:rPr>
+          <w:lang w:val="en-US"/>
+        </w:rPr>
+      </w:pPr>
     </w:p>
     <w:p>
       <w:pPr>

--- a/confuse.docx
+++ b/confuse.docx
@@ -198,6 +198,12 @@
           <w:lang w:val="en-US"/>
         </w:rPr>
         <w:t>Khi nó nói những thứ mình đéo biết thì hỏi … là gì?</w:t>
+      </w:r>
+      <w:r>
+        <w:rPr>
+          <w:lang w:val="en-US"/>
+        </w:rPr>
+        <w:t>g</w:t>
       </w:r>
     </w:p>
     <w:p>

--- a/confuse.docx
+++ b/confuse.docx
@@ -198,6 +198,12 @@
           <w:lang w:val="en-US"/>
         </w:rPr>
         <w:t>Khi nó nói những thứ mình đéo biết thì hỏi … là gì?</w:t>
+      </w:r>
+      <w:r>
+        <w:rPr>
+          <w:lang w:val="en-US"/>
+        </w:rPr>
+        <w:t>g</w:t>
       </w:r>
       <w:r>
         <w:rPr>

--- a/confuse.docx
+++ b/confuse.docx
@@ -57,6 +57,12 @@
           <w:lang w:val="en-US"/>
         </w:rPr>
         <w:t>Nested tensor y chang tensor, chỉ có điều là nó không toàn vẹn là hình hộp, mà có thể thiết 1 số ô</w:t>
+      </w:r>
+      <w:r>
+        <w:rPr>
+          <w:lang w:val="en-US"/>
+        </w:rPr>
+        <w:t>s</w:t>
       </w:r>
     </w:p>
     <w:p>
